--- a/docs/Provider_Aliases_User_Guide.docx
+++ b/docs/Provider_Aliases_User_Guide.docx
@@ -36,7 +36,7 @@
         </w:p>
       </w:sdtContent>
     </w:sdt>
-    <w:bookmarkStart w:id="21" w:name="provider-aliases--user-guide"/>
+    <w:bookmarkStart w:id="23" w:name="provider-aliases--user-guide"/>
     <w:p>
       <w:pPr>
         <w:pStyle w:val="Heading1"/>
@@ -2354,7 +2354,7 @@
           <w:b/>
           <w:bCs/>
         </w:rPr>
-        <w:t xml:space="preserve">orange</w:t>
+        <w:t xml:space="preserve">purple</w:t>
       </w:r>
       <w:r>
         <w:t xml:space="preserve">. Investigation of the installed Claude Code (v2.1.178) found that</w:t>
@@ -2424,7 +2424,7 @@
         <w:rPr>
           <w:rStyle w:val="VerbatimChar"/>
         </w:rPr>
-        <w:t xml:space="preserve">/color orange</w:t>
+        <w:t xml:space="preserve">/color purple</w:t>
       </w:r>
       <w:r>
         <w:t xml:space="preserve"> </w:t>
@@ -2439,7 +2439,7 @@
         <w:rPr>
           <w:rStyle w:val="VerbatimChar"/>
         </w:rPr>
-        <w:t xml:space="preserve">orange</w:t>
+        <w:t xml:space="preserve">purple</w:t>
       </w:r>
       <w:r>
         <w:t xml:space="preserve"> </w:t>
@@ -2743,7 +2743,798 @@
       </w:tr>
     </w:tbl>
     <w:bookmarkEnd w:id="20"/>
+    <w:bookmarkStart w:id="21" w:name="X3a8cfb3df08f1b01d4104cee554ee54e958c822"/>
+    <w:p>
+      <w:pPr>
+        <w:pStyle w:val="Heading2"/>
+      </w:pPr>
+      <w:r>
+        <w:t xml:space="preserve">10. Remote distributed deployment &amp; heavy testing</w:t>
+      </w:r>
+    </w:p>
+    <w:p>
+      <w:pPr>
+        <w:pStyle w:val="FirstParagraph"/>
+      </w:pPr>
+      <w:r>
+        <w:t xml:space="preserve">For heavy testing that depends on</w:t>
+      </w:r>
+      <w:r>
+        <w:t xml:space="preserve"> </w:t>
+      </w:r>
+      <w:r>
+        <w:rPr>
+          <w:b/>
+          <w:bCs/>
+        </w:rPr>
+        <w:t xml:space="preserve">real production services</w:t>
+      </w:r>
+      <w:r>
+        <w:t xml:space="preserve">, the toolkit can</w:t>
+      </w:r>
+      <w:r>
+        <w:t xml:space="preserve"> </w:t>
+      </w:r>
+      <w:r>
+        <w:t xml:space="preserve">boot the full LLMsVerifier System on a remote host (registered in</w:t>
+      </w:r>
+      <w:r>
+        <w:t xml:space="preserve"> </w:t>
+      </w:r>
+      <w:r>
+        <w:rPr>
+          <w:rStyle w:val="VerbatimChar"/>
+        </w:rPr>
+        <w:t xml:space="preserve">config/containers/nezha.env</w:t>
+      </w:r>
+      <w:r>
+        <w:t xml:space="preserve">) via the</w:t>
+      </w:r>
+      <w:r>
+        <w:t xml:space="preserve"> </w:t>
+      </w:r>
+      <w:r>
+        <w:rPr>
+          <w:rStyle w:val="VerbatimChar"/>
+        </w:rPr>
+        <w:t xml:space="preserve">containers</w:t>
+      </w:r>
+      <w:r>
+        <w:t xml:space="preserve"> </w:t>
+      </w:r>
+      <w:r>
+        <w:t xml:space="preserve">submodule + podman, and run</w:t>
+      </w:r>
+      <w:r>
+        <w:t xml:space="preserve"> </w:t>
+      </w:r>
+      <w:r>
+        <w:t xml:space="preserve">real per-provider verification through it.</w:t>
+      </w:r>
+    </w:p>
+    <w:p>
+      <w:pPr>
+        <w:pStyle w:val="Compact"/>
+        <w:numPr>
+          <w:ilvl w:val="0"/>
+          <w:numId w:val="1004"/>
+        </w:numPr>
+      </w:pPr>
+      <w:r>
+        <w:rPr>
+          <w:b/>
+          <w:bCs/>
+        </w:rPr>
+        <w:t xml:space="preserve">Deployment guide + boot procedure:</w:t>
+      </w:r>
+      <w:r>
+        <w:t xml:space="preserve"> </w:t>
+      </w:r>
+      <w:r>
+        <w:rPr>
+          <w:rStyle w:val="VerbatimChar"/>
+        </w:rPr>
+        <w:t xml:space="preserve">config/containers/llmsverifier/README.md</w:t>
+      </w:r>
+      <w:r>
+        <w:t xml:space="preserve"> </w:t>
+      </w:r>
+      <w:r>
+        <w:t xml:space="preserve">(services, ports, the exact</w:t>
+      </w:r>
+      <w:r>
+        <w:t xml:space="preserve"> </w:t>
+      </w:r>
+      <w:r>
+        <w:rPr>
+          <w:rStyle w:val="VerbatimChar"/>
+        </w:rPr>
+        <w:t xml:space="preserve">podman-compose</w:t>
+      </w:r>
+      <w:r>
+        <w:t xml:space="preserve"> </w:t>
+      </w:r>
+      <w:r>
+        <w:t xml:space="preserve">boot steps, and every</w:t>
+      </w:r>
+      <w:r>
+        <w:t xml:space="preserve"> </w:t>
+      </w:r>
+      <w:r>
+        <w:t xml:space="preserve">root-caused deployment fix).</w:t>
+      </w:r>
+    </w:p>
+    <w:p>
+      <w:pPr>
+        <w:pStyle w:val="Compact"/>
+        <w:numPr>
+          <w:ilvl w:val="0"/>
+          <w:numId w:val="1004"/>
+        </w:numPr>
+      </w:pPr>
+      <w:r>
+        <w:rPr>
+          <w:b/>
+          <w:bCs/>
+        </w:rPr>
+        <w:t xml:space="preserve">What runs:</w:t>
+      </w:r>
+      <w:r>
+        <w:t xml:space="preserve"> </w:t>
+      </w:r>
+      <w:r>
+        <w:t xml:space="preserve">the</w:t>
+      </w:r>
+      <w:r>
+        <w:t xml:space="preserve"> </w:t>
+      </w:r>
+      <w:r>
+        <w:rPr>
+          <w:rStyle w:val="VerbatimChar"/>
+        </w:rPr>
+        <w:t xml:space="preserve">llm-verifier</w:t>
+      </w:r>
+      <w:r>
+        <w:t xml:space="preserve"> </w:t>
+      </w:r>
+      <w:r>
+        <w:t xml:space="preserve">API + an observability tier (prometheus +</w:t>
+      </w:r>
+      <w:r>
+        <w:t xml:space="preserve"> </w:t>
+      </w:r>
+      <w:r>
+        <w:t xml:space="preserve">grafana with an auto-provisioned datasource &amp; dashboard + node-exporter).</w:t>
+      </w:r>
+    </w:p>
+    <w:p>
+      <w:pPr>
+        <w:pStyle w:val="Compact"/>
+        <w:numPr>
+          <w:ilvl w:val="0"/>
+          <w:numId w:val="1004"/>
+        </w:numPr>
+      </w:pPr>
+      <w:r>
+        <w:rPr>
+          <w:b/>
+          <w:bCs/>
+        </w:rPr>
+        <w:t xml:space="preserve">Heavy testing:</w:t>
+      </w:r>
+      <w:r>
+        <w:t xml:space="preserve"> </w:t>
+      </w:r>
+      <w:r>
+        <w:t xml:space="preserve">the bundled</w:t>
+      </w:r>
+      <w:r>
+        <w:t xml:space="preserve"> </w:t>
+      </w:r>
+      <w:r>
+        <w:rPr>
+          <w:rStyle w:val="VerbatimChar"/>
+        </w:rPr>
+        <w:t xml:space="preserve">model-verification</w:t>
+      </w:r>
+      <w:r>
+        <w:t xml:space="preserve"> </w:t>
+      </w:r>
+      <w:r>
+        <w:t xml:space="preserve">tool runs a real</w:t>
+      </w:r>
+      <w:r>
+        <w:t xml:space="preserve"> </w:t>
+      </w:r>
+      <w:r>
+        <w:t xml:space="preserve">"Do you see my code?" check against each provider's live API:</w:t>
+      </w:r>
+    </w:p>
+    <w:p>
+      <w:pPr>
+        <w:pStyle w:val="SourceCode"/>
+        <w:numPr>
+          <w:ilvl w:val="0"/>
+          <w:numId w:val="1000"/>
+        </w:numPr>
+      </w:pPr>
+      <w:r>
+        <w:rPr>
+          <w:rStyle w:val="FunctionTok"/>
+        </w:rPr>
+        <w:t xml:space="preserve">ssh</w:t>
+      </w:r>
+      <w:r>
+        <w:rPr>
+          <w:rStyle w:val="NormalTok"/>
+        </w:rPr>
+        <w:t xml:space="preserve"> </w:t>
+      </w:r>
+      <w:r>
+        <w:rPr>
+          <w:rStyle w:val="OperatorTok"/>
+        </w:rPr>
+        <w:t xml:space="preserve">&lt;</w:t>
+      </w:r>
+      <w:r>
+        <w:rPr>
+          <w:rStyle w:val="NormalTok"/>
+        </w:rPr>
+        <w:t xml:space="preserve">user</w:t>
+      </w:r>
+      <w:r>
+        <w:rPr>
+          <w:rStyle w:val="OperatorTok"/>
+        </w:rPr>
+        <w:t xml:space="preserve">&gt;</w:t>
+      </w:r>
+      <w:r>
+        <w:rPr>
+          <w:rStyle w:val="NormalTok"/>
+        </w:rPr>
+        <w:t xml:space="preserve">@</w:t>
+      </w:r>
+      <w:r>
+        <w:rPr>
+          <w:rStyle w:val="OperatorTok"/>
+        </w:rPr>
+        <w:t xml:space="preserve">&lt;</w:t>
+      </w:r>
+      <w:r>
+        <w:rPr>
+          <w:rStyle w:val="NormalTok"/>
+        </w:rPr>
+        <w:t xml:space="preserve">host</w:t>
+      </w:r>
+      <w:r>
+        <w:rPr>
+          <w:rStyle w:val="OperatorTok"/>
+        </w:rPr>
+        <w:t xml:space="preserve">&gt;</w:t>
+      </w:r>
+      <w:r>
+        <w:rPr>
+          <w:rStyle w:val="NormalTok"/>
+        </w:rPr>
+        <w:t xml:space="preserve"> </w:t>
+      </w:r>
+      <w:r>
+        <w:rPr>
+          <w:rStyle w:val="StringTok"/>
+        </w:rPr>
+        <w:t xml:space="preserve">'podman run --rm --env-file ~/helix-system/llmsverifier/.env \</w:t>
+      </w:r>
+      <w:r>
+        <w:br/>
+      </w:r>
+      <w:r>
+        <w:rPr>
+          <w:rStyle w:val="StringTok"/>
+        </w:rPr>
+        <w:t xml:space="preserve">  llm-verifier-mv:nezha --provider deepseek --model deepseek-chat --verbose'</w:t>
+      </w:r>
+    </w:p>
+    <w:p>
+      <w:pPr>
+        <w:pStyle w:val="Compact"/>
+        <w:numPr>
+          <w:ilvl w:val="0"/>
+          <w:numId w:val="1004"/>
+        </w:numPr>
+      </w:pPr>
+      <w:r>
+        <w:rPr>
+          <w:b/>
+          <w:bCs/>
+        </w:rPr>
+        <w:t xml:space="preserve">Evidence:</w:t>
+      </w:r>
+      <w:r>
+        <w:t xml:space="preserve"> </w:t>
+      </w:r>
+      <w:r>
+        <w:t xml:space="preserve">every verification + deployment claim is captured under</w:t>
+      </w:r>
+      <w:r>
+        <w:t xml:space="preserve"> </w:t>
+      </w:r>
+      <w:r>
+        <w:rPr>
+          <w:rStyle w:val="VerbatimChar"/>
+        </w:rPr>
+        <w:t xml:space="preserve">docs/qa/20260616-infra/</w:t>
+      </w:r>
+      <w:r>
+        <w:t xml:space="preserve"> </w:t>
+      </w:r>
+      <w:r>
+        <w:t xml:space="preserve">(proofs, sweeps, security, observability).</w:t>
+      </w:r>
+    </w:p>
     <w:bookmarkEnd w:id="21"/>
+    <w:bookmarkStart w:id="22" w:name="X5adce624c539e5a56b0ecfb231efcdd5fa14448"/>
+    <w:p>
+      <w:pPr>
+        <w:pStyle w:val="Heading2"/>
+      </w:pPr>
+      <w:r>
+        <w:t xml:space="preserve">11. Command quick-reference</w:t>
+      </w:r>
+    </w:p>
+    <w:p>
+      <w:pPr>
+        <w:pStyle w:val="SourceCode"/>
+      </w:pPr>
+      <w:r>
+        <w:rPr>
+          <w:rStyle w:val="CommentTok"/>
+        </w:rPr>
+        <w:t xml:space="preserve"># Provider aliases</w:t>
+      </w:r>
+      <w:r>
+        <w:br/>
+      </w:r>
+      <w:r>
+        <w:rPr>
+          <w:rStyle w:val="ExtensionTok"/>
+        </w:rPr>
+        <w:t xml:space="preserve">claude-providers</w:t>
+      </w:r>
+      <w:r>
+        <w:rPr>
+          <w:rStyle w:val="NormalTok"/>
+        </w:rPr>
+        <w:t xml:space="preserve"> sync                 </w:t>
+      </w:r>
+      <w:r>
+        <w:rPr>
+          <w:rStyle w:val="CommentTok"/>
+        </w:rPr>
+        <w:t xml:space="preserve"># discover keys -&gt; create/refresh aliases</w:t>
+      </w:r>
+      <w:r>
+        <w:br/>
+      </w:r>
+      <w:r>
+        <w:rPr>
+          <w:rStyle w:val="ExtensionTok"/>
+        </w:rPr>
+        <w:t xml:space="preserve">claude-providers</w:t>
+      </w:r>
+      <w:r>
+        <w:rPr>
+          <w:rStyle w:val="NormalTok"/>
+        </w:rPr>
+        <w:t xml:space="preserve"> sync </w:t>
+      </w:r>
+      <w:r>
+        <w:rPr>
+          <w:rStyle w:val="AttributeTok"/>
+        </w:rPr>
+        <w:t xml:space="preserve">--no-verify</w:t>
+      </w:r>
+      <w:r>
+        <w:rPr>
+          <w:rStyle w:val="NormalTok"/>
+        </w:rPr>
+        <w:t xml:space="preserve">     </w:t>
+      </w:r>
+      <w:r>
+        <w:rPr>
+          <w:rStyle w:val="CommentTok"/>
+        </w:rPr>
+        <w:t xml:space="preserve"># skip verification (faster)</w:t>
+      </w:r>
+      <w:r>
+        <w:br/>
+      </w:r>
+      <w:r>
+        <w:rPr>
+          <w:rStyle w:val="ExtensionTok"/>
+        </w:rPr>
+        <w:t xml:space="preserve">claude-providers</w:t>
+      </w:r>
+      <w:r>
+        <w:rPr>
+          <w:rStyle w:val="NormalTok"/>
+        </w:rPr>
+        <w:t xml:space="preserve"> list                 </w:t>
+      </w:r>
+      <w:r>
+        <w:rPr>
+          <w:rStyle w:val="CommentTok"/>
+        </w:rPr>
+        <w:t xml:space="preserve"># alias | provider | transport | models</w:t>
+      </w:r>
+      <w:r>
+        <w:br/>
+      </w:r>
+      <w:r>
+        <w:rPr>
+          <w:rStyle w:val="ExtensionTok"/>
+        </w:rPr>
+        <w:t xml:space="preserve">claude-providers</w:t>
+      </w:r>
+      <w:r>
+        <w:rPr>
+          <w:rStyle w:val="NormalTok"/>
+        </w:rPr>
+        <w:t xml:space="preserve"> show </w:t>
+      </w:r>
+      <w:r>
+        <w:rPr>
+          <w:rStyle w:val="OperatorTok"/>
+        </w:rPr>
+        <w:t xml:space="preserve">&lt;</w:t>
+      </w:r>
+      <w:r>
+        <w:rPr>
+          <w:rStyle w:val="NormalTok"/>
+        </w:rPr>
+        <w:t xml:space="preserve">id</w:t>
+      </w:r>
+      <w:r>
+        <w:rPr>
+          <w:rStyle w:val="OperatorTok"/>
+        </w:rPr>
+        <w:t xml:space="preserve">&gt;</w:t>
+      </w:r>
+      <w:r>
+        <w:rPr>
+          <w:rStyle w:val="NormalTok"/>
+        </w:rPr>
+        <w:t xml:space="preserve">            </w:t>
+      </w:r>
+      <w:r>
+        <w:rPr>
+          <w:rStyle w:val="CommentTok"/>
+        </w:rPr>
+        <w:t xml:space="preserve"># one provider's resolved env</w:t>
+      </w:r>
+      <w:r>
+        <w:br/>
+      </w:r>
+      <w:r>
+        <w:rPr>
+          <w:rStyle w:val="ExtensionTok"/>
+        </w:rPr>
+        <w:t xml:space="preserve">claude-providers</w:t>
+      </w:r>
+      <w:r>
+        <w:rPr>
+          <w:rStyle w:val="NormalTok"/>
+        </w:rPr>
+        <w:t xml:space="preserve"> remove </w:t>
+      </w:r>
+      <w:r>
+        <w:rPr>
+          <w:rStyle w:val="OperatorTok"/>
+        </w:rPr>
+        <w:t xml:space="preserve">&lt;</w:t>
+      </w:r>
+      <w:r>
+        <w:rPr>
+          <w:rStyle w:val="NormalTok"/>
+        </w:rPr>
+        <w:t xml:space="preserve">id</w:t>
+      </w:r>
+      <w:r>
+        <w:rPr>
+          <w:rStyle w:val="OperatorTok"/>
+        </w:rPr>
+        <w:t xml:space="preserve">&gt;</w:t>
+      </w:r>
+      <w:r>
+        <w:rPr>
+          <w:rStyle w:val="NormalTok"/>
+        </w:rPr>
+        <w:t xml:space="preserve">          </w:t>
+      </w:r>
+      <w:r>
+        <w:rPr>
+          <w:rStyle w:val="CommentTok"/>
+        </w:rPr>
+        <w:t xml:space="preserve"># remove alias + env, back up config dir</w:t>
+      </w:r>
+      <w:r>
+        <w:br/>
+      </w:r>
+      <w:r>
+        <w:rPr>
+          <w:rStyle w:val="ExtensionTok"/>
+        </w:rPr>
+        <w:t xml:space="preserve">claude-providers</w:t>
+      </w:r>
+      <w:r>
+        <w:rPr>
+          <w:rStyle w:val="NormalTok"/>
+        </w:rPr>
+        <w:t xml:space="preserve"> add </w:t>
+      </w:r>
+      <w:r>
+        <w:rPr>
+          <w:rStyle w:val="AttributeTok"/>
+        </w:rPr>
+        <w:t xml:space="preserve">--from-key</w:t>
+      </w:r>
+      <w:r>
+        <w:rPr>
+          <w:rStyle w:val="NormalTok"/>
+        </w:rPr>
+        <w:t xml:space="preserve"> VAR </w:t>
+      </w:r>
+      <w:r>
+        <w:rPr>
+          <w:rStyle w:val="AttributeTok"/>
+        </w:rPr>
+        <w:t xml:space="preserve">--id</w:t>
+      </w:r>
+      <w:r>
+        <w:rPr>
+          <w:rStyle w:val="NormalTok"/>
+        </w:rPr>
+        <w:t xml:space="preserve"> PROVIDER   </w:t>
+      </w:r>
+      <w:r>
+        <w:rPr>
+          <w:rStyle w:val="CommentTok"/>
+        </w:rPr>
+        <w:t xml:space="preserve"># register mapping + sync</w:t>
+      </w:r>
+      <w:r>
+        <w:br/>
+      </w:r>
+      <w:r>
+        <w:br/>
+      </w:r>
+      <w:r>
+        <w:rPr>
+          <w:rStyle w:val="CommentTok"/>
+        </w:rPr>
+        <w:t xml:space="preserve"># Launch a provider session (after: source the alias file or open a new shell)</w:t>
+      </w:r>
+      <w:r>
+        <w:br/>
+      </w:r>
+      <w:r>
+        <w:rPr>
+          <w:rStyle w:val="ExtensionTok"/>
+        </w:rPr>
+        <w:t xml:space="preserve">deepseek</w:t>
+      </w:r>
+      <w:r>
+        <w:rPr>
+          <w:rStyle w:val="NormalTok"/>
+        </w:rPr>
+        <w:t xml:space="preserve">                              </w:t>
+      </w:r>
+      <w:r>
+        <w:rPr>
+          <w:rStyle w:val="CommentTok"/>
+        </w:rPr>
+        <w:t xml:space="preserve"># native provider -&gt; claude</w:t>
+      </w:r>
+      <w:r>
+        <w:br/>
+      </w:r>
+      <w:r>
+        <w:rPr>
+          <w:rStyle w:val="OperatorTok"/>
+        </w:rPr>
+        <w:t xml:space="preserve">&lt;</w:t>
+      </w:r>
+      <w:r>
+        <w:rPr>
+          <w:rStyle w:val="NormalTok"/>
+        </w:rPr>
+        <w:t xml:space="preserve">router-provider</w:t>
+      </w:r>
+      <w:r>
+        <w:rPr>
+          <w:rStyle w:val="OperatorTok"/>
+        </w:rPr>
+        <w:t xml:space="preserve">&gt;</w:t>
+      </w:r>
+      <w:r>
+        <w:rPr>
+          <w:rStyle w:val="NormalTok"/>
+        </w:rPr>
+        <w:t xml:space="preserve">                     </w:t>
+      </w:r>
+      <w:r>
+        <w:rPr>
+          <w:rStyle w:val="CommentTok"/>
+        </w:rPr>
+        <w:t xml:space="preserve"># routed provider -&gt; claude via ccr</w:t>
+      </w:r>
+      <w:r>
+        <w:br/>
+      </w:r>
+      <w:r>
+        <w:rPr>
+          <w:rStyle w:val="ExtensionTok"/>
+        </w:rPr>
+        <w:t xml:space="preserve">deepseek</w:t>
+      </w:r>
+      <w:r>
+        <w:rPr>
+          <w:rStyle w:val="NormalTok"/>
+        </w:rPr>
+        <w:t xml:space="preserve"> </w:t>
+      </w:r>
+      <w:r>
+        <w:rPr>
+          <w:rStyle w:val="AttributeTok"/>
+        </w:rPr>
+        <w:t xml:space="preserve">-p</w:t>
+      </w:r>
+      <w:r>
+        <w:rPr>
+          <w:rStyle w:val="NormalTok"/>
+        </w:rPr>
+        <w:t xml:space="preserve"> </w:t>
+      </w:r>
+      <w:r>
+        <w:rPr>
+          <w:rStyle w:val="StringTok"/>
+        </w:rPr>
+        <w:t xml:space="preserve">"your prompt"</w:t>
+      </w:r>
+      <w:r>
+        <w:rPr>
+          <w:rStyle w:val="NormalTok"/>
+        </w:rPr>
+        <w:t xml:space="preserve">             </w:t>
+      </w:r>
+      <w:r>
+        <w:rPr>
+          <w:rStyle w:val="CommentTok"/>
+        </w:rPr>
+        <w:t xml:space="preserve"># non-interactive print mode</w:t>
+      </w:r>
+      <w:r>
+        <w:br/>
+      </w:r>
+      <w:r>
+        <w:br/>
+      </w:r>
+      <w:r>
+        <w:rPr>
+          <w:rStyle w:val="CommentTok"/>
+        </w:rPr>
+        <w:t xml:space="preserve"># Accounts (unchanged, still works)</w:t>
+      </w:r>
+      <w:r>
+        <w:br/>
+      </w:r>
+      <w:r>
+        <w:rPr>
+          <w:rStyle w:val="ExtensionTok"/>
+        </w:rPr>
+        <w:t xml:space="preserve">claude-add-account</w:t>
+      </w:r>
+      <w:r>
+        <w:rPr>
+          <w:rStyle w:val="NormalTok"/>
+        </w:rPr>
+        <w:t xml:space="preserve"> </w:t>
+      </w:r>
+      <w:r>
+        <w:rPr>
+          <w:rStyle w:val="AttributeTok"/>
+        </w:rPr>
+        <w:t xml:space="preserve">--alias</w:t>
+      </w:r>
+      <w:r>
+        <w:rPr>
+          <w:rStyle w:val="NormalTok"/>
+        </w:rPr>
+        <w:t xml:space="preserve"> claudeN    </w:t>
+      </w:r>
+      <w:r>
+        <w:rPr>
+          <w:rStyle w:val="CommentTok"/>
+        </w:rPr>
+        <w:t xml:space="preserve"># add a Claude account</w:t>
+      </w:r>
+      <w:r>
+        <w:br/>
+      </w:r>
+      <w:r>
+        <w:rPr>
+          <w:rStyle w:val="ExtensionTok"/>
+        </w:rPr>
+        <w:t xml:space="preserve">claude-list-accounts</w:t>
+      </w:r>
+      <w:r>
+        <w:rPr>
+          <w:rStyle w:val="NormalTok"/>
+        </w:rPr>
+        <w:t xml:space="preserve">                  </w:t>
+      </w:r>
+      <w:r>
+        <w:rPr>
+          <w:rStyle w:val="CommentTok"/>
+        </w:rPr>
+        <w:t xml:space="preserve"># status of all accounts</w:t>
+      </w:r>
+      <w:r>
+        <w:br/>
+      </w:r>
+      <w:r>
+        <w:rPr>
+          <w:rStyle w:val="ExtensionTok"/>
+        </w:rPr>
+        <w:t xml:space="preserve">claude-unify</w:t>
+      </w:r>
+      <w:r>
+        <w:rPr>
+          <w:rStyle w:val="NormalTok"/>
+        </w:rPr>
+        <w:t xml:space="preserve">                          </w:t>
+      </w:r>
+      <w:r>
+        <w:rPr>
+          <w:rStyle w:val="CommentTok"/>
+        </w:rPr>
+        <w:t xml:space="preserve"># re-merge shared state</w:t>
+      </w:r>
+      <w:r>
+        <w:br/>
+      </w:r>
+      <w:r>
+        <w:br/>
+      </w:r>
+      <w:r>
+        <w:rPr>
+          <w:rStyle w:val="CommentTok"/>
+        </w:rPr>
+        <w:t xml:space="preserve"># Docs</w:t>
+      </w:r>
+      <w:r>
+        <w:br/>
+      </w:r>
+      <w:r>
+        <w:rPr>
+          <w:rStyle w:val="ExtensionTok"/>
+        </w:rPr>
+        <w:t xml:space="preserve">claude-export-docs</w:t>
+      </w:r>
+      <w:r>
+        <w:rPr>
+          <w:rStyle w:val="NormalTok"/>
+        </w:rPr>
+        <w:t xml:space="preserve">                    </w:t>
+      </w:r>
+      <w:r>
+        <w:rPr>
+          <w:rStyle w:val="CommentTok"/>
+        </w:rPr>
+        <w:t xml:space="preserve"># regenerate HTML/PDF/DOCX</w:t>
+      </w:r>
+    </w:p>
+    <w:bookmarkEnd w:id="22"/>
+    <w:bookmarkEnd w:id="23"/>
     <w:sectPr>
       <w:footnotePr>
         <w:numRestart w:val="eachSect"/>
@@ -2967,6 +3758,9 @@
     <w:abstractNumId w:val="991"/>
   </w:num>
   <w:num w:numId="1003">
+    <w:abstractNumId w:val="991"/>
+  </w:num>
+  <w:num w:numId="1004">
     <w:abstractNumId w:val="991"/>
   </w:num>
 </w:numbering>

--- a/docs/Provider_Aliases_User_Guide.docx
+++ b/docs/Provider_Aliases_User_Guide.docx
@@ -2,7 +2,7 @@
 <file path=word/document.xml><?xml version="1.0" encoding="utf-8"?>
 <w:document xmlns:w="http://schemas.openxmlformats.org/wordprocessingml/2006/main" xmlns:m="http://schemas.openxmlformats.org/officeDocument/2006/math" xmlns:r="http://schemas.openxmlformats.org/officeDocument/2006/relationships" xmlns:o="urn:schemas-microsoft-com:office:office" xmlns:v="urn:schemas-microsoft-com:vml" xmlns:w10="urn:schemas-microsoft-com:office:word" xmlns:a="http://schemas.openxmlformats.org/drawingml/2006/main" xmlns:pic="http://schemas.openxmlformats.org/drawingml/2006/picture" xmlns:wp="http://schemas.openxmlformats.org/drawingml/2006/wordprocessingDrawing">
   <w:body>
-    <w:bookmarkStart w:id="63" w:name="provider-aliases-user-guide"/>
+    <w:bookmarkStart w:id="64" w:name="provider-aliases-user-guide"/>
     <w:p>
       <w:pPr>
         <w:pStyle w:val="Heading1"/>
@@ -5476,7 +5476,7 @@
       </w:r>
     </w:p>
     <w:bookmarkEnd w:id="24"/>
-    <w:bookmarkStart w:id="62" w:name="individual-provider-notes"/>
+    <w:bookmarkStart w:id="63" w:name="individual-provider-notes"/>
     <w:p>
       <w:pPr>
         <w:pStyle w:val="Heading2"/>
@@ -5485,12 +5485,476 @@
         <w:t xml:space="preserve">12. Individual provider notes</w:t>
       </w:r>
     </w:p>
-    <w:bookmarkStart w:id="30" w:name="z.ai-coding-plan-zai-coding-plan"/>
+    <w:bookmarkStart w:id="25" w:name="X68b0e2addb8714aa282cb1f9b649beb84601d2b"/>
     <w:p>
       <w:pPr>
         <w:pStyle w:val="Heading3"/>
       </w:pPr>
       <w:r>
+        <w:t xml:space="preserve">Kimi Code — OAuth subscription (kimi-for-coding, kimi-k3, kimi-k2p7, kimi-for-coding-highspeed)</w:t>
+      </w:r>
+    </w:p>
+    <w:p>
+      <w:pPr>
+        <w:pStyle w:val="FirstParagraph"/>
+      </w:pPr>
+      <w:r>
+        <w:t xml:space="preserve">If you are signed into</w:t>
+      </w:r>
+      <w:r>
+        <w:t xml:space="preserve"> </w:t>
+      </w:r>
+      <w:r>
+        <w:rPr>
+          <w:b/>
+          <w:bCs/>
+        </w:rPr>
+        <w:t xml:space="preserve">Kimi Code</w:t>
+      </w:r>
+      <w:r>
+        <w:t xml:space="preserve"> </w:t>
+      </w:r>
+      <w:r>
+        <w:t xml:space="preserve">(the</w:t>
+      </w:r>
+      <w:r>
+        <w:t xml:space="preserve"> </w:t>
+      </w:r>
+      <w:r>
+        <w:rPr>
+          <w:rStyle w:val="VerbatimChar"/>
+        </w:rPr>
+        <w:t xml:space="preserve">kimi</w:t>
+      </w:r>
+      <w:r>
+        <w:t xml:space="preserve"> </w:t>
+      </w:r>
+      <w:r>
+        <w:t xml:space="preserve">CLI), every model your</w:t>
+      </w:r>
+      <w:r>
+        <w:t xml:space="preserve"> </w:t>
+      </w:r>
+      <w:r>
+        <w:t xml:space="preserve">subscription serves becomes an alias automatically —</w:t>
+      </w:r>
+      <w:r>
+        <w:t xml:space="preserve"> </w:t>
+      </w:r>
+      <w:r>
+        <w:rPr>
+          <w:b/>
+          <w:bCs/>
+        </w:rPr>
+        <w:t xml:space="preserve">Kimi 3</w:t>
+      </w:r>
+      <w:r>
+        <w:t xml:space="preserve"> </w:t>
+      </w:r>
+      <w:r>
+        <w:t xml:space="preserve">(</w:t>
+      </w:r>
+      <w:r>
+        <w:rPr>
+          <w:rStyle w:val="VerbatimChar"/>
+        </w:rPr>
+        <w:t xml:space="preserve">kimi-k3</w:t>
+      </w:r>
+      <w:r>
+        <w:t xml:space="preserve">,</w:t>
+      </w:r>
+      <w:r>
+        <w:t xml:space="preserve"> </w:t>
+      </w:r>
+      <w:r>
+        <w:t xml:space="preserve">1M context, reasoning),</w:t>
+      </w:r>
+      <w:r>
+        <w:t xml:space="preserve"> </w:t>
+      </w:r>
+      <w:r>
+        <w:rPr>
+          <w:b/>
+          <w:bCs/>
+        </w:rPr>
+        <w:t xml:space="preserve">Kimi 2.7</w:t>
+      </w:r>
+      <w:r>
+        <w:t xml:space="preserve"> </w:t>
+      </w:r>
+      <w:r>
+        <w:t xml:space="preserve">(</w:t>
+      </w:r>
+      <w:r>
+        <w:rPr>
+          <w:rStyle w:val="VerbatimChar"/>
+        </w:rPr>
+        <w:t xml:space="preserve">kimi-k2p7</w:t>
+      </w:r>
+      <w:r>
+        <w:t xml:space="preserve">),</w:t>
+      </w:r>
+      <w:r>
+        <w:t xml:space="preserve"> </w:t>
+      </w:r>
+      <w:r>
+        <w:rPr>
+          <w:rStyle w:val="VerbatimChar"/>
+        </w:rPr>
+        <w:t xml:space="preserve">kimi-for-coding-highspeed</w:t>
+      </w:r>
+      <w:r>
+        <w:t xml:space="preserve">, and the account default</w:t>
+      </w:r>
+      <w:r>
+        <w:t xml:space="preserve"> </w:t>
+      </w:r>
+      <w:r>
+        <w:rPr>
+          <w:rStyle w:val="VerbatimChar"/>
+        </w:rPr>
+        <w:t xml:space="preserve">kimi-for-coding</w:t>
+      </w:r>
+      <w:r>
+        <w:t xml:space="preserve">.</w:t>
+      </w:r>
+      <w:r>
+        <w:t xml:space="preserve"> </w:t>
+      </w:r>
+      <w:r>
+        <w:t xml:space="preserve">No API key is required; the OAuth session in</w:t>
+      </w:r>
+      <w:r>
+        <w:t xml:space="preserve"> </w:t>
+      </w:r>
+      <w:r>
+        <w:rPr>
+          <w:rStyle w:val="VerbatimChar"/>
+        </w:rPr>
+        <w:t xml:space="preserve">~/.kimi-code/credentials/kimi-code.json</w:t>
+      </w:r>
+      <w:r>
+        <w:t xml:space="preserve"> </w:t>
+      </w:r>
+      <w:r>
+        <w:t xml:space="preserve">is used.</w:t>
+      </w:r>
+    </w:p>
+    <w:p>
+      <w:pPr>
+        <w:pStyle w:val="Compact"/>
+        <w:numPr>
+          <w:ilvl w:val="0"/>
+          <w:numId w:val="1008"/>
+        </w:numPr>
+      </w:pPr>
+      <w:r>
+        <w:rPr>
+          <w:b/>
+          <w:bCs/>
+        </w:rPr>
+        <w:t xml:space="preserve">Discovery</w:t>
+      </w:r>
+      <w:r>
+        <w:t xml:space="preserve">:</w:t>
+      </w:r>
+      <w:r>
+        <w:t xml:space="preserve"> </w:t>
+      </w:r>
+      <w:r>
+        <w:rPr>
+          <w:rStyle w:val="VerbatimChar"/>
+        </w:rPr>
+        <w:t xml:space="preserve">claude-providers sync</w:t>
+      </w:r>
+      <w:r>
+        <w:t xml:space="preserve"> </w:t>
+      </w:r>
+      <w:r>
+        <w:t xml:space="preserve">queries</w:t>
+      </w:r>
+      <w:r>
+        <w:t xml:space="preserve"> </w:t>
+      </w:r>
+      <w:r>
+        <w:rPr>
+          <w:rStyle w:val="VerbatimChar"/>
+        </w:rPr>
+        <w:t xml:space="preserve">GET /coding/v1/models</w:t>
+      </w:r>
+      <w:r>
+        <w:t xml:space="preserve"> </w:t>
+      </w:r>
+      <w:r>
+        <w:t xml:space="preserve">with</w:t>
+      </w:r>
+      <w:r>
+        <w:t xml:space="preserve"> </w:t>
+      </w:r>
+      <w:r>
+        <w:t xml:space="preserve">your OAuth token and emits one alias per served model (unioned with the</w:t>
+      </w:r>
+      <w:r>
+        <w:t xml:space="preserve"> </w:t>
+      </w:r>
+      <w:r>
+        <w:t xml:space="preserve">models.dev catalog, because the listing under-reports). Each alias is</w:t>
+      </w:r>
+      <w:r>
+        <w:t xml:space="preserve"> </w:t>
+      </w:r>
+      <w:r>
+        <w:t xml:space="preserve">verified with the strict sentinel + tool-calling + semantic pipeline.</w:t>
+      </w:r>
+    </w:p>
+    <w:p>
+      <w:pPr>
+        <w:pStyle w:val="Compact"/>
+        <w:numPr>
+          <w:ilvl w:val="0"/>
+          <w:numId w:val="1008"/>
+        </w:numPr>
+      </w:pPr>
+      <w:r>
+        <w:rPr>
+          <w:b/>
+          <w:bCs/>
+        </w:rPr>
+        <w:t xml:space="preserve">Token freshness</w:t>
+      </w:r>
+      <w:r>
+        <w:t xml:space="preserve">: the OAuth token lives ~15 minutes. At every launch the</w:t>
+      </w:r>
+      <w:r>
+        <w:t xml:space="preserve"> </w:t>
+      </w:r>
+      <w:r>
+        <w:t xml:space="preserve">wrapper reads the</w:t>
+      </w:r>
+      <w:r>
+        <w:t xml:space="preserve"> </w:t>
+      </w:r>
+      <w:r>
+        <w:rPr>
+          <w:b/>
+          <w:bCs/>
+        </w:rPr>
+        <w:t xml:space="preserve">live</w:t>
+      </w:r>
+      <w:r>
+        <w:t xml:space="preserve"> </w:t>
+      </w:r>
+      <w:r>
+        <w:t xml:space="preserve">credentials file (with expiry), refreshes via</w:t>
+      </w:r>
+      <w:r>
+        <w:t xml:space="preserve"> </w:t>
+      </w:r>
+      <w:r>
+        <w:rPr>
+          <w:rStyle w:val="VerbatimChar"/>
+        </w:rPr>
+        <w:t xml:space="preserve">kimi -p hi</w:t>
+      </w:r>
+      <w:r>
+        <w:t xml:space="preserve"> </w:t>
+      </w:r>
+      <w:r>
+        <w:t xml:space="preserve">when expired, and only then falls back to the sync-time</w:t>
+      </w:r>
+      <w:r>
+        <w:t xml:space="preserve"> </w:t>
+      </w:r>
+      <w:r>
+        <w:t xml:space="preserve">snapshot — launches never die of a stale token.</w:t>
+      </w:r>
+    </w:p>
+    <w:p>
+      <w:pPr>
+        <w:pStyle w:val="Compact"/>
+        <w:numPr>
+          <w:ilvl w:val="0"/>
+          <w:numId w:val="1008"/>
+        </w:numPr>
+      </w:pPr>
+      <w:r>
+        <w:rPr>
+          <w:b/>
+          <w:bCs/>
+        </w:rPr>
+        <w:t xml:space="preserve">kimi_proxy</w:t>
+      </w:r>
+      <w:r>
+        <w:t xml:space="preserve">: k3 enforces a</w:t>
+      </w:r>
+      <w:r>
+        <w:t xml:space="preserve"> </w:t>
+      </w:r>
+      <w:r>
+        <w:t xml:space="preserve">“moonshot-flavored”</w:t>
+      </w:r>
+      <w:r>
+        <w:t xml:space="preserve"> </w:t>
+      </w:r>
+      <w:r>
+        <w:t xml:space="preserve">JSON schema for tools</w:t>
+      </w:r>
+      <w:r>
+        <w:t xml:space="preserve"> </w:t>
+      </w:r>
+      <w:r>
+        <w:t xml:space="preserve">(every</w:t>
+      </w:r>
+      <w:r>
+        <w:t xml:space="preserve"> </w:t>
+      </w:r>
+      <w:r>
+        <w:rPr>
+          <w:rStyle w:val="VerbatimChar"/>
+        </w:rPr>
+        <w:t xml:space="preserve">$ref</w:t>
+      </w:r>
+      <w:r>
+        <w:t xml:space="preserve"> </w:t>
+      </w:r>
+      <w:r>
+        <w:t xml:space="preserve">must start with</w:t>
+      </w:r>
+      <w:r>
+        <w:t xml:space="preserve"> </w:t>
+      </w:r>
+      <w:r>
+        <w:rPr>
+          <w:rStyle w:val="VerbatimChar"/>
+        </w:rPr>
+        <w:t xml:space="preserve">#/$defs/</w:t>
+      </w:r>
+      <w:r>
+        <w:t xml:space="preserve">). Claude Code’s tool schemas would</w:t>
+      </w:r>
+      <w:r>
+        <w:t xml:space="preserve"> </w:t>
+      </w:r>
+      <w:r>
+        <w:t xml:space="preserve">400 without it, so all</w:t>
+      </w:r>
+      <w:r>
+        <w:t xml:space="preserve"> </w:t>
+      </w:r>
+      <w:r>
+        <w:rPr>
+          <w:rStyle w:val="VerbatimChar"/>
+        </w:rPr>
+        <w:t xml:space="preserve">kimi-*</w:t>
+      </w:r>
+      <w:r>
+        <w:t xml:space="preserve"> </w:t>
+      </w:r>
+      <w:r>
+        <w:t xml:space="preserve">launches route through a local normalizing</w:t>
+      </w:r>
+      <w:r>
+        <w:t xml:space="preserve"> </w:t>
+      </w:r>
+      <w:r>
+        <w:t xml:space="preserve">proxy (</w:t>
+      </w:r>
+      <w:r>
+        <w:rPr>
+          <w:rStyle w:val="VerbatimChar"/>
+        </w:rPr>
+        <w:t xml:space="preserve">scripts/proxy/kimi_proxy.py</w:t>
+      </w:r>
+      <w:r>
+        <w:t xml:space="preserve">, installed by</w:t>
+      </w:r>
+      <w:r>
+        <w:t xml:space="preserve"> </w:t>
+      </w:r>
+      <w:r>
+        <w:rPr>
+          <w:rStyle w:val="VerbatimChar"/>
+        </w:rPr>
+        <w:t xml:space="preserve">install.sh</w:t>
+      </w:r>
+      <w:r>
+        <w:t xml:space="preserve">).</w:t>
+      </w:r>
+    </w:p>
+    <w:p>
+      <w:pPr>
+        <w:pStyle w:val="Compact"/>
+        <w:numPr>
+          <w:ilvl w:val="0"/>
+          <w:numId w:val="1008"/>
+        </w:numPr>
+      </w:pPr>
+      <w:r>
+        <w:rPr>
+          <w:b/>
+          <w:bCs/>
+        </w:rPr>
+        <w:t xml:space="preserve">Precedence</w:t>
+      </w:r>
+      <w:r>
+        <w:t xml:space="preserve">: an OAuth subscription wins over</w:t>
+      </w:r>
+      <w:r>
+        <w:t xml:space="preserve"> </w:t>
+      </w:r>
+      <w:r>
+        <w:rPr>
+          <w:rStyle w:val="VerbatimChar"/>
+        </w:rPr>
+        <w:t xml:space="preserve">KIMI_API_KEY</w:t>
+      </w:r>
+      <w:r>
+        <w:t xml:space="preserve"> </w:t>
+      </w:r>
+      <w:r>
+        <w:t xml:space="preserve">/</w:t>
+      </w:r>
+      <w:r>
+        <w:t xml:space="preserve"> </w:t>
+      </w:r>
+      <w:r>
+        <w:rPr>
+          <w:rStyle w:val="VerbatimChar"/>
+        </w:rPr>
+        <w:t xml:space="preserve">ApiKey_Kimi</w:t>
+      </w:r>
+      <w:r>
+        <w:t xml:space="preserve"> </w:t>
+      </w:r>
+      <w:r>
+        <w:t xml:space="preserve">records for</w:t>
+      </w:r>
+      <w:r>
+        <w:t xml:space="preserve"> </w:t>
+      </w:r>
+      <w:r>
+        <w:rPr>
+          <w:rStyle w:val="VerbatimChar"/>
+        </w:rPr>
+        <w:t xml:space="preserve">kimi-for-coding</w:t>
+      </w:r>
+      <w:r>
+        <w:t xml:space="preserve">; the API keys remain the</w:t>
+      </w:r>
+      <w:r>
+        <w:t xml:space="preserve"> </w:t>
+      </w:r>
+      <w:r>
+        <w:t xml:space="preserve">fallback on hosts without the OAuth session.</w:t>
+      </w:r>
+    </w:p>
+    <w:bookmarkEnd w:id="25"/>
+    <w:bookmarkStart w:id="31" w:name="z.ai-coding-plan-zai-coding-plan"/>
+    <w:p>
+      <w:pPr>
+        <w:pStyle w:val="Heading3"/>
+      </w:pPr>
+      <w:r>
         <w:t xml:space="preserve">z.ai Coding Plan (zai-coding-plan)</w:t>
       </w:r>
     </w:p>
@@ -5504,7 +5968,7 @@
       <w:r>
         <w:t xml:space="preserve"> </w:t>
       </w:r>
-      <w:hyperlink r:id="rId25">
+      <w:hyperlink r:id="rId26">
         <w:r>
           <w:rPr>
             <w:rStyle w:val="Hyperlink"/>
@@ -5604,7 +6068,7 @@
         <w:t xml:space="preserve">context, reasoning, and tool_call support), among others.</w:t>
       </w:r>
     </w:p>
-    <w:bookmarkStart w:id="26" w:name="how-the-alias-works"/>
+    <w:bookmarkStart w:id="27" w:name="how-the-alias-works"/>
     <w:p>
       <w:pPr>
         <w:pStyle w:val="Heading4"/>
@@ -5771,8 +6235,8 @@
         <w:t xml:space="preserve">z.ai API.</w:t>
       </w:r>
     </w:p>
-    <w:bookmarkEnd w:id="26"/>
-    <w:bookmarkStart w:id="27" w:name="models-available-on-the-coding-plan"/>
+    <w:bookmarkEnd w:id="27"/>
+    <w:bookmarkStart w:id="28" w:name="models-available-on-the-coding-plan"/>
     <w:p>
       <w:pPr>
         <w:pStyle w:val="Heading4"/>
@@ -6397,8 +6861,8 @@
         <w:t xml:space="preserve">unaffected.</w:t>
       </w:r>
     </w:p>
-    <w:bookmarkEnd w:id="27"/>
-    <w:bookmarkStart w:id="28" w:name="setup"/>
+    <w:bookmarkEnd w:id="28"/>
+    <w:bookmarkStart w:id="29" w:name="setup"/>
     <w:p>
       <w:pPr>
         <w:pStyle w:val="Heading4"/>
@@ -6420,7 +6884,7 @@
         <w:pStyle w:val="Compact"/>
         <w:numPr>
           <w:ilvl w:val="0"/>
-          <w:numId w:val="1008"/>
+          <w:numId w:val="1009"/>
         </w:numPr>
       </w:pPr>
       <w:r>
@@ -6456,7 +6920,7 @@
         <w:pStyle w:val="Compact"/>
         <w:numPr>
           <w:ilvl w:val="0"/>
-          <w:numId w:val="1008"/>
+          <w:numId w:val="1009"/>
         </w:numPr>
       </w:pPr>
       <w:r>
@@ -6483,7 +6947,7 @@
         <w:pStyle w:val="Compact"/>
         <w:numPr>
           <w:ilvl w:val="0"/>
-          <w:numId w:val="1008"/>
+          <w:numId w:val="1009"/>
         </w:numPr>
       </w:pPr>
       <w:r>
@@ -6504,7 +6968,7 @@
         <w:pStyle w:val="Compact"/>
         <w:numPr>
           <w:ilvl w:val="0"/>
-          <w:numId w:val="1008"/>
+          <w:numId w:val="1009"/>
         </w:numPr>
       </w:pPr>
       <w:r>
@@ -6540,8 +7004,8 @@
         <w:t xml:space="preserve">endpoint are all defined in the provider config files.</w:t>
       </w:r>
     </w:p>
-    <w:bookmarkEnd w:id="28"/>
-    <w:bookmarkStart w:id="29" w:name="usage-example"/>
+    <w:bookmarkEnd w:id="29"/>
+    <w:bookmarkStart w:id="30" w:name="usage-example"/>
     <w:p>
       <w:pPr>
         <w:pStyle w:val="Heading4"/>
@@ -6618,9 +7082,9 @@
         <w:t xml:space="preserve"># non-interactive print mode</w:t>
       </w:r>
     </w:p>
-    <w:bookmarkEnd w:id="29"/>
     <w:bookmarkEnd w:id="30"/>
-    <w:bookmarkStart w:id="37" w:name="xiaomi-mimo-xiaomi"/>
+    <w:bookmarkEnd w:id="31"/>
+    <w:bookmarkStart w:id="38" w:name="xiaomi-mimo-xiaomi"/>
     <w:p>
       <w:pPr>
         <w:pStyle w:val="Heading3"/>
@@ -6633,7 +7097,7 @@
       <w:pPr>
         <w:pStyle w:val="FirstParagraph"/>
       </w:pPr>
-      <w:hyperlink r:id="rId31">
+      <w:hyperlink r:id="rId32">
         <w:r>
           <w:rPr>
             <w:rStyle w:val="Hyperlink"/>
@@ -6788,7 +7252,7 @@
         <w:t xml:space="preserve">alias works.</w:t>
       </w:r>
     </w:p>
-    <w:bookmarkStart w:id="32" w:name="how-the-alias-works-1"/>
+    <w:bookmarkStart w:id="33" w:name="how-the-alias-works-1"/>
     <w:p>
       <w:pPr>
         <w:pStyle w:val="Heading4"/>
@@ -6919,7 +7383,7 @@
         <w:pStyle w:val="Compact"/>
         <w:numPr>
           <w:ilvl w:val="0"/>
-          <w:numId w:val="1009"/>
+          <w:numId w:val="1010"/>
         </w:numPr>
       </w:pPr>
       <w:r>
@@ -6944,7 +7408,7 @@
         <w:pStyle w:val="Compact"/>
         <w:numPr>
           <w:ilvl w:val="0"/>
-          <w:numId w:val="1009"/>
+          <w:numId w:val="1010"/>
         </w:numPr>
       </w:pPr>
       <w:r>
@@ -6996,7 +7460,7 @@
         <w:pStyle w:val="Compact"/>
         <w:numPr>
           <w:ilvl w:val="0"/>
-          <w:numId w:val="1009"/>
+          <w:numId w:val="1010"/>
         </w:numPr>
       </w:pPr>
       <w:r>
@@ -7021,7 +7485,7 @@
         <w:pStyle w:val="Compact"/>
         <w:numPr>
           <w:ilvl w:val="0"/>
-          <w:numId w:val="1009"/>
+          <w:numId w:val="1010"/>
         </w:numPr>
       </w:pPr>
       <w:r>
@@ -7089,8 +7553,8 @@
         <w:t xml:space="preserve">live-served model ids are used.</w:t>
       </w:r>
     </w:p>
-    <w:bookmarkEnd w:id="32"/>
-    <w:bookmarkStart w:id="33" w:name="models"/>
+    <w:bookmarkEnd w:id="33"/>
+    <w:bookmarkStart w:id="34" w:name="models"/>
     <w:p>
       <w:pPr>
         <w:pStyle w:val="Heading4"/>
@@ -7534,293 +7998,14 @@
         <w:t xml:space="preserve">are intentionally not wired as aliases.</w:t>
       </w:r>
     </w:p>
-    <w:bookmarkEnd w:id="33"/>
-    <w:bookmarkStart w:id="34" w:name="verified-live"/>
+    <w:bookmarkEnd w:id="34"/>
+    <w:bookmarkStart w:id="35" w:name="verified-live"/>
     <w:p>
       <w:pPr>
         <w:pStyle w:val="Heading4"/>
       </w:pPr>
       <w:r>
         <w:t xml:space="preserve">Verified live</w:t>
-      </w:r>
-    </w:p>
-    <w:p>
-      <w:pPr>
-        <w:pStyle w:val="Compact"/>
-        <w:numPr>
-          <w:ilvl w:val="0"/>
-          <w:numId w:val="1010"/>
-        </w:numPr>
-      </w:pPr>
-      <w:r>
-        <w:rPr>
-          <w:rStyle w:val="VerbatimChar"/>
-        </w:rPr>
-        <w:t xml:space="preserve">GET /v1/models</w:t>
-      </w:r>
-      <w:r>
-        <w:t xml:space="preserve"> </w:t>
-      </w:r>
-      <w:r>
-        <w:t xml:space="preserve">→ HTTP 200, 10 models served (the 5 text models above + 5</w:t>
-      </w:r>
-      <w:r>
-        <w:t xml:space="preserve"> </w:t>
-      </w:r>
-      <w:r>
-        <w:t xml:space="preserve">ASR/TTS).</w:t>
-      </w:r>
-    </w:p>
-    <w:p>
-      <w:pPr>
-        <w:pStyle w:val="Compact"/>
-        <w:numPr>
-          <w:ilvl w:val="0"/>
-          <w:numId w:val="1010"/>
-        </w:numPr>
-      </w:pPr>
-      <w:r>
-        <w:rPr>
-          <w:rStyle w:val="VerbatimChar"/>
-        </w:rPr>
-        <w:t xml:space="preserve">POST /anthropic/v1/messages</w:t>
-      </w:r>
-      <w:r>
-        <w:t xml:space="preserve"> </w:t>
-      </w:r>
-      <w:r>
-        <w:t xml:space="preserve">with</w:t>
-      </w:r>
-      <w:r>
-        <w:t xml:space="preserve"> </w:t>
-      </w:r>
-      <w:r>
-        <w:rPr>
-          <w:rStyle w:val="VerbatimChar"/>
-        </w:rPr>
-        <w:t xml:space="preserve">Authorization: Bearer</w:t>
-      </w:r>
-      <w:r>
-        <w:t xml:space="preserve"> </w:t>
-      </w:r>
-      <w:r>
-        <w:t xml:space="preserve">→ HTTP 200,</w:t>
-      </w:r>
-      <w:r>
-        <w:t xml:space="preserve"> </w:t>
-      </w:r>
-      <w:r>
-        <w:t xml:space="preserve">native Anthropic response (</w:t>
-      </w:r>
-      <w:r>
-        <w:rPr>
-          <w:rStyle w:val="VerbatimChar"/>
-        </w:rPr>
-        <w:t xml:space="preserve">type:"message"</w:t>
-      </w:r>
-      <w:r>
-        <w:t xml:space="preserve">,</w:t>
-      </w:r>
-      <w:r>
-        <w:t xml:space="preserve"> </w:t>
-      </w:r>
-      <w:r>
-        <w:rPr>
-          <w:rStyle w:val="VerbatimChar"/>
-        </w:rPr>
-        <w:t xml:space="preserve">content:[{type:"text"},{type:"thinking"}]</w:t>
-      </w:r>
-      <w:r>
-        <w:t xml:space="preserve">)</w:t>
-      </w:r>
-      <w:r>
-        <w:t xml:space="preserve"> </w:t>
-      </w:r>
-      <w:r>
-        <w:t xml:space="preserve">for both</w:t>
-      </w:r>
-      <w:r>
-        <w:t xml:space="preserve"> </w:t>
-      </w:r>
-      <w:r>
-        <w:rPr>
-          <w:rStyle w:val="VerbatimChar"/>
-        </w:rPr>
-        <w:t xml:space="preserve">mimo-v2.5-pro</w:t>
-      </w:r>
-      <w:r>
-        <w:t xml:space="preserve"> </w:t>
-      </w:r>
-      <w:r>
-        <w:t xml:space="preserve">and</w:t>
-      </w:r>
-      <w:r>
-        <w:t xml:space="preserve"> </w:t>
-      </w:r>
-      <w:r>
-        <w:rPr>
-          <w:rStyle w:val="VerbatimChar"/>
-        </w:rPr>
-        <w:t xml:space="preserve">mimo-v2-flash</w:t>
-      </w:r>
-      <w:r>
-        <w:t xml:space="preserve">.</w:t>
-      </w:r>
-    </w:p>
-    <w:p>
-      <w:pPr>
-        <w:pStyle w:val="Compact"/>
-        <w:numPr>
-          <w:ilvl w:val="0"/>
-          <w:numId w:val="1010"/>
-        </w:numPr>
-      </w:pPr>
-      <w:r>
-        <w:rPr>
-          <w:rStyle w:val="VerbatimChar"/>
-        </w:rPr>
-        <w:t xml:space="preserve">POST /v1/chat/completions</w:t>
-      </w:r>
-      <w:r>
-        <w:t xml:space="preserve"> </w:t>
-      </w:r>
-      <w:r>
-        <w:t xml:space="preserve">with</w:t>
-      </w:r>
-      <w:r>
-        <w:t xml:space="preserve"> </w:t>
-      </w:r>
-      <w:r>
-        <w:rPr>
-          <w:rStyle w:val="VerbatimChar"/>
-        </w:rPr>
-        <w:t xml:space="preserve">tools[]</w:t>
-      </w:r>
-      <w:r>
-        <w:t xml:space="preserve"> </w:t>
-      </w:r>
-      <w:r>
-        <w:t xml:space="preserve">→</w:t>
-      </w:r>
-      <w:r>
-        <w:t xml:space="preserve"> </w:t>
-      </w:r>
-      <w:r>
-        <w:rPr>
-          <w:rStyle w:val="VerbatimChar"/>
-        </w:rPr>
-        <w:t xml:space="preserve">finish_reason:"tool_calls"</w:t>
-      </w:r>
-      <w:r>
-        <w:t xml:space="preserve">,</w:t>
-      </w:r>
-      <w:r>
-        <w:t xml:space="preserve"> </w:t>
-      </w:r>
-      <w:r>
-        <w:t xml:space="preserve">valid tool-call array,</w:t>
-      </w:r>
-      <w:r>
-        <w:t xml:space="preserve"> </w:t>
-      </w:r>
-      <w:r>
-        <w:rPr>
-          <w:rStyle w:val="VerbatimChar"/>
-        </w:rPr>
-        <w:t xml:space="preserve">reasoning_content</w:t>
-      </w:r>
-      <w:r>
-        <w:t xml:space="preserve"> </w:t>
-      </w:r>
-      <w:r>
-        <w:t xml:space="preserve">present (tool calling works).</w:t>
-      </w:r>
-    </w:p>
-    <w:p>
-      <w:pPr>
-        <w:pStyle w:val="Compact"/>
-        <w:numPr>
-          <w:ilvl w:val="0"/>
-          <w:numId w:val="1010"/>
-        </w:numPr>
-      </w:pPr>
-      <w:r>
-        <w:t xml:space="preserve">Streaming (</w:t>
-      </w:r>
-      <w:r>
-        <w:rPr>
-          <w:rStyle w:val="VerbatimChar"/>
-        </w:rPr>
-        <w:t xml:space="preserve">stream:true</w:t>
-      </w:r>
-      <w:r>
-        <w:t xml:space="preserve">) → SSE</w:t>
-      </w:r>
-      <w:r>
-        <w:t xml:space="preserve"> </w:t>
-      </w:r>
-      <w:r>
-        <w:rPr>
-          <w:rStyle w:val="VerbatimChar"/>
-        </w:rPr>
-        <w:t xml:space="preserve">chat.completion.chunk</w:t>
-      </w:r>
-      <w:r>
-        <w:t xml:space="preserve"> </w:t>
-      </w:r>
-      <w:r>
-        <w:t xml:space="preserve">deltas.</w:t>
-      </w:r>
-    </w:p>
-    <w:p>
-      <w:pPr>
-        <w:pStyle w:val="Compact"/>
-        <w:numPr>
-          <w:ilvl w:val="0"/>
-          <w:numId w:val="1010"/>
-        </w:numPr>
-      </w:pPr>
-      <w:r>
-        <w:t xml:space="preserve">Rate limits: 100 RPM / 10M TPM per account for text models (per-account, not</w:t>
-      </w:r>
-      <w:r>
-        <w:t xml:space="preserve"> </w:t>
-      </w:r>
-      <w:r>
-        <w:t xml:space="preserve">per-key); expect</w:t>
-      </w:r>
-      <w:r>
-        <w:t xml:space="preserve"> </w:t>
-      </w:r>
-      <w:r>
-        <w:rPr>
-          <w:rStyle w:val="VerbatimChar"/>
-        </w:rPr>
-        <w:t xml:space="preserve">429</w:t>
-      </w:r>
-      <w:r>
-        <w:t xml:space="preserve"> </w:t>
-      </w:r>
-      <w:r>
-        <w:t xml:space="preserve">under load, retry with backoff.</w:t>
-      </w:r>
-    </w:p>
-    <w:bookmarkEnd w:id="34"/>
-    <w:bookmarkStart w:id="35" w:name="setup-1"/>
-    <w:p>
-      <w:pPr>
-        <w:pStyle w:val="Heading4"/>
-      </w:pPr>
-      <w:r>
-        <w:t xml:space="preserve">Setup</w:t>
-      </w:r>
-    </w:p>
-    <w:p>
-      <w:pPr>
-        <w:pStyle w:val="FirstParagraph"/>
-      </w:pPr>
-      <w:r>
-        <w:t xml:space="preserve">Everything is already configured, but for a fresh install:</w:t>
       </w:r>
     </w:p>
     <w:p>
@@ -7832,31 +8017,22 @@
         </w:numPr>
       </w:pPr>
       <w:r>
-        <w:t xml:space="preserve">Ensure</w:t>
-      </w:r>
-      <w:r>
-        <w:t xml:space="preserve"> </w:t>
-      </w:r>
-      <w:r>
-        <w:rPr>
-          <w:rStyle w:val="VerbatimChar"/>
-        </w:rPr>
-        <w:t xml:space="preserve">XIAOMI_MIMO_API_KEY</w:t>
-      </w:r>
-      <w:r>
-        <w:t xml:space="preserve"> </w:t>
-      </w:r>
-      <w:r>
-        <w:t xml:space="preserve">is exported in your keys file (</w:t>
-      </w:r>
-      <w:r>
-        <w:rPr>
-          <w:rStyle w:val="VerbatimChar"/>
-        </w:rPr>
-        <w:t xml:space="preserve">~/api_keys.sh</w:t>
-      </w:r>
-      <w:r>
-        <w:t xml:space="preserve">).</w:t>
+        <w:rPr>
+          <w:rStyle w:val="VerbatimChar"/>
+        </w:rPr>
+        <w:t xml:space="preserve">GET /v1/models</w:t>
+      </w:r>
+      <w:r>
+        <w:t xml:space="preserve"> </w:t>
+      </w:r>
+      <w:r>
+        <w:t xml:space="preserve">→ HTTP 200, 10 models served (the 5 text models above + 5</w:t>
+      </w:r>
+      <w:r>
+        <w:t xml:space="preserve"> </w:t>
+      </w:r>
+      <w:r>
+        <w:t xml:space="preserve">ASR/TTS).</w:t>
       </w:r>
     </w:p>
     <w:p>
@@ -7868,22 +8044,91 @@
         </w:numPr>
       </w:pPr>
       <w:r>
-        <w:t xml:space="preserve">Run</w:t>
-      </w:r>
-      <w:r>
-        <w:t xml:space="preserve"> </w:t>
-      </w:r>
-      <w:r>
-        <w:rPr>
-          <w:rStyle w:val="VerbatimChar"/>
-        </w:rPr>
-        <w:t xml:space="preserve">claude-providers sync</w:t>
-      </w:r>
-      <w:r>
-        <w:t xml:space="preserve"> </w:t>
-      </w:r>
-      <w:r>
-        <w:t xml:space="preserve">to discover the key and create the alias.</w:t>
+        <w:rPr>
+          <w:rStyle w:val="VerbatimChar"/>
+        </w:rPr>
+        <w:t xml:space="preserve">POST /anthropic/v1/messages</w:t>
+      </w:r>
+      <w:r>
+        <w:t xml:space="preserve"> </w:t>
+      </w:r>
+      <w:r>
+        <w:t xml:space="preserve">with</w:t>
+      </w:r>
+      <w:r>
+        <w:t xml:space="preserve"> </w:t>
+      </w:r>
+      <w:r>
+        <w:rPr>
+          <w:rStyle w:val="VerbatimChar"/>
+        </w:rPr>
+        <w:t xml:space="preserve">Authorization: Bearer</w:t>
+      </w:r>
+      <w:r>
+        <w:t xml:space="preserve"> </w:t>
+      </w:r>
+      <w:r>
+        <w:t xml:space="preserve">→ HTTP 200,</w:t>
+      </w:r>
+      <w:r>
+        <w:t xml:space="preserve"> </w:t>
+      </w:r>
+      <w:r>
+        <w:t xml:space="preserve">native Anthropic response (</w:t>
+      </w:r>
+      <w:r>
+        <w:rPr>
+          <w:rStyle w:val="VerbatimChar"/>
+        </w:rPr>
+        <w:t xml:space="preserve">type:"message"</w:t>
+      </w:r>
+      <w:r>
+        <w:t xml:space="preserve">,</w:t>
+      </w:r>
+      <w:r>
+        <w:t xml:space="preserve"> </w:t>
+      </w:r>
+      <w:r>
+        <w:rPr>
+          <w:rStyle w:val="VerbatimChar"/>
+        </w:rPr>
+        <w:t xml:space="preserve">content:[{type:"text"},{type:"thinking"}]</w:t>
+      </w:r>
+      <w:r>
+        <w:t xml:space="preserve">)</w:t>
+      </w:r>
+      <w:r>
+        <w:t xml:space="preserve"> </w:t>
+      </w:r>
+      <w:r>
+        <w:t xml:space="preserve">for both</w:t>
+      </w:r>
+      <w:r>
+        <w:t xml:space="preserve"> </w:t>
+      </w:r>
+      <w:r>
+        <w:rPr>
+          <w:rStyle w:val="VerbatimChar"/>
+        </w:rPr>
+        <w:t xml:space="preserve">mimo-v2.5-pro</w:t>
+      </w:r>
+      <w:r>
+        <w:t xml:space="preserve"> </w:t>
+      </w:r>
+      <w:r>
+        <w:t xml:space="preserve">and</w:t>
+      </w:r>
+      <w:r>
+        <w:t xml:space="preserve"> </w:t>
+      </w:r>
+      <w:r>
+        <w:rPr>
+          <w:rStyle w:val="VerbatimChar"/>
+        </w:rPr>
+        <w:t xml:space="preserve">mimo-v2-flash</w:t>
+      </w:r>
+      <w:r>
+        <w:t xml:space="preserve">.</w:t>
       </w:r>
     </w:p>
     <w:p>
@@ -7898,13 +8143,61 @@
         <w:rPr>
           <w:rStyle w:val="VerbatimChar"/>
         </w:rPr>
-        <w:t xml:space="preserve">source ~/.local/share/claude-multi-account/aliases.sh</w:t>
-      </w:r>
-      <w:r>
-        <w:t xml:space="preserve"> </w:t>
-      </w:r>
-      <w:r>
-        <w:t xml:space="preserve">(or open a new shell).</w:t>
+        <w:t xml:space="preserve">POST /v1/chat/completions</w:t>
+      </w:r>
+      <w:r>
+        <w:t xml:space="preserve"> </w:t>
+      </w:r>
+      <w:r>
+        <w:t xml:space="preserve">with</w:t>
+      </w:r>
+      <w:r>
+        <w:t xml:space="preserve"> </w:t>
+      </w:r>
+      <w:r>
+        <w:rPr>
+          <w:rStyle w:val="VerbatimChar"/>
+        </w:rPr>
+        <w:t xml:space="preserve">tools[]</w:t>
+      </w:r>
+      <w:r>
+        <w:t xml:space="preserve"> </w:t>
+      </w:r>
+      <w:r>
+        <w:t xml:space="preserve">→</w:t>
+      </w:r>
+      <w:r>
+        <w:t xml:space="preserve"> </w:t>
+      </w:r>
+      <w:r>
+        <w:rPr>
+          <w:rStyle w:val="VerbatimChar"/>
+        </w:rPr>
+        <w:t xml:space="preserve">finish_reason:"tool_calls"</w:t>
+      </w:r>
+      <w:r>
+        <w:t xml:space="preserve">,</w:t>
+      </w:r>
+      <w:r>
+        <w:t xml:space="preserve"> </w:t>
+      </w:r>
+      <w:r>
+        <w:t xml:space="preserve">valid tool-call array,</w:t>
+      </w:r>
+      <w:r>
+        <w:t xml:space="preserve"> </w:t>
+      </w:r>
+      <w:r>
+        <w:rPr>
+          <w:rStyle w:val="VerbatimChar"/>
+        </w:rPr>
+        <w:t xml:space="preserve">reasoning_content</w:t>
+      </w:r>
+      <w:r>
+        <w:t xml:space="preserve"> </w:t>
+      </w:r>
+      <w:r>
+        <w:t xml:space="preserve">present (tool calling works).</w:t>
       </w:r>
     </w:p>
     <w:p>
@@ -7916,6 +8209,129 @@
         </w:numPr>
       </w:pPr>
       <w:r>
+        <w:t xml:space="preserve">Streaming (</w:t>
+      </w:r>
+      <w:r>
+        <w:rPr>
+          <w:rStyle w:val="VerbatimChar"/>
+        </w:rPr>
+        <w:t xml:space="preserve">stream:true</w:t>
+      </w:r>
+      <w:r>
+        <w:t xml:space="preserve">) → SSE</w:t>
+      </w:r>
+      <w:r>
+        <w:t xml:space="preserve"> </w:t>
+      </w:r>
+      <w:r>
+        <w:rPr>
+          <w:rStyle w:val="VerbatimChar"/>
+        </w:rPr>
+        <w:t xml:space="preserve">chat.completion.chunk</w:t>
+      </w:r>
+      <w:r>
+        <w:t xml:space="preserve"> </w:t>
+      </w:r>
+      <w:r>
+        <w:t xml:space="preserve">deltas.</w:t>
+      </w:r>
+    </w:p>
+    <w:p>
+      <w:pPr>
+        <w:pStyle w:val="Compact"/>
+        <w:numPr>
+          <w:ilvl w:val="0"/>
+          <w:numId w:val="1011"/>
+        </w:numPr>
+      </w:pPr>
+      <w:r>
+        <w:t xml:space="preserve">Rate limits: 100 RPM / 10M TPM per account for text models (per-account, not</w:t>
+      </w:r>
+      <w:r>
+        <w:t xml:space="preserve"> </w:t>
+      </w:r>
+      <w:r>
+        <w:t xml:space="preserve">per-key); expect</w:t>
+      </w:r>
+      <w:r>
+        <w:t xml:space="preserve"> </w:t>
+      </w:r>
+      <w:r>
+        <w:rPr>
+          <w:rStyle w:val="VerbatimChar"/>
+        </w:rPr>
+        <w:t xml:space="preserve">429</w:t>
+      </w:r>
+      <w:r>
+        <w:t xml:space="preserve"> </w:t>
+      </w:r>
+      <w:r>
+        <w:t xml:space="preserve">under load, retry with backoff.</w:t>
+      </w:r>
+    </w:p>
+    <w:bookmarkEnd w:id="35"/>
+    <w:bookmarkStart w:id="36" w:name="setup-1"/>
+    <w:p>
+      <w:pPr>
+        <w:pStyle w:val="Heading4"/>
+      </w:pPr>
+      <w:r>
+        <w:t xml:space="preserve">Setup</w:t>
+      </w:r>
+    </w:p>
+    <w:p>
+      <w:pPr>
+        <w:pStyle w:val="FirstParagraph"/>
+      </w:pPr>
+      <w:r>
+        <w:t xml:space="preserve">Everything is already configured, but for a fresh install:</w:t>
+      </w:r>
+    </w:p>
+    <w:p>
+      <w:pPr>
+        <w:pStyle w:val="Compact"/>
+        <w:numPr>
+          <w:ilvl w:val="0"/>
+          <w:numId w:val="1012"/>
+        </w:numPr>
+      </w:pPr>
+      <w:r>
+        <w:t xml:space="preserve">Ensure</w:t>
+      </w:r>
+      <w:r>
+        <w:t xml:space="preserve"> </w:t>
+      </w:r>
+      <w:r>
+        <w:rPr>
+          <w:rStyle w:val="VerbatimChar"/>
+        </w:rPr>
+        <w:t xml:space="preserve">XIAOMI_MIMO_API_KEY</w:t>
+      </w:r>
+      <w:r>
+        <w:t xml:space="preserve"> </w:t>
+      </w:r>
+      <w:r>
+        <w:t xml:space="preserve">is exported in your keys file (</w:t>
+      </w:r>
+      <w:r>
+        <w:rPr>
+          <w:rStyle w:val="VerbatimChar"/>
+        </w:rPr>
+        <w:t xml:space="preserve">~/api_keys.sh</w:t>
+      </w:r>
+      <w:r>
+        <w:t xml:space="preserve">).</w:t>
+      </w:r>
+    </w:p>
+    <w:p>
+      <w:pPr>
+        <w:pStyle w:val="Compact"/>
+        <w:numPr>
+          <w:ilvl w:val="0"/>
+          <w:numId w:val="1012"/>
+        </w:numPr>
+      </w:pPr>
+      <w:r>
         <w:t xml:space="preserve">Run</w:t>
       </w:r>
       <w:r>
@@ -7925,6 +8341,54 @@
         <w:rPr>
           <w:rStyle w:val="VerbatimChar"/>
         </w:rPr>
+        <w:t xml:space="preserve">claude-providers sync</w:t>
+      </w:r>
+      <w:r>
+        <w:t xml:space="preserve"> </w:t>
+      </w:r>
+      <w:r>
+        <w:t xml:space="preserve">to discover the key and create the alias.</w:t>
+      </w:r>
+    </w:p>
+    <w:p>
+      <w:pPr>
+        <w:pStyle w:val="Compact"/>
+        <w:numPr>
+          <w:ilvl w:val="0"/>
+          <w:numId w:val="1012"/>
+        </w:numPr>
+      </w:pPr>
+      <w:r>
+        <w:rPr>
+          <w:rStyle w:val="VerbatimChar"/>
+        </w:rPr>
+        <w:t xml:space="preserve">source ~/.local/share/claude-multi-account/aliases.sh</w:t>
+      </w:r>
+      <w:r>
+        <w:t xml:space="preserve"> </w:t>
+      </w:r>
+      <w:r>
+        <w:t xml:space="preserve">(or open a new shell).</w:t>
+      </w:r>
+    </w:p>
+    <w:p>
+      <w:pPr>
+        <w:pStyle w:val="Compact"/>
+        <w:numPr>
+          <w:ilvl w:val="0"/>
+          <w:numId w:val="1012"/>
+        </w:numPr>
+      </w:pPr>
+      <w:r>
+        <w:t xml:space="preserve">Run</w:t>
+      </w:r>
+      <w:r>
+        <w:t xml:space="preserve"> </w:t>
+      </w:r>
+      <w:r>
+        <w:rPr>
+          <w:rStyle w:val="VerbatimChar"/>
+        </w:rPr>
         <w:t xml:space="preserve">xiaomi</w:t>
       </w:r>
       <w:r>
@@ -7946,8 +8410,8 @@
         <w:t xml:space="preserve">.</w:t>
       </w:r>
     </w:p>
-    <w:bookmarkEnd w:id="35"/>
-    <w:bookmarkStart w:id="36" w:name="usage-example-1"/>
+    <w:bookmarkEnd w:id="36"/>
+    <w:bookmarkStart w:id="37" w:name="usage-example-1"/>
     <w:p>
       <w:pPr>
         <w:pStyle w:val="Heading4"/>
@@ -8024,9 +8488,9 @@
         <w:t xml:space="preserve"># non-interactive print mode</w:t>
       </w:r>
     </w:p>
-    <w:bookmarkEnd w:id="36"/>
     <w:bookmarkEnd w:id="37"/>
-    <w:bookmarkStart w:id="45" w:name="opencode-zen-opencode"/>
+    <w:bookmarkEnd w:id="38"/>
+    <w:bookmarkStart w:id="46" w:name="opencode-zen-opencode"/>
     <w:p>
       <w:pPr>
         <w:pStyle w:val="Heading3"/>
@@ -8039,7 +8503,7 @@
       <w:pPr>
         <w:pStyle w:val="FirstParagraph"/>
       </w:pPr>
-      <w:hyperlink r:id="rId38">
+      <w:hyperlink r:id="rId39">
         <w:r>
           <w:rPr>
             <w:rStyle w:val="Hyperlink"/>
@@ -8130,7 +8594,7 @@
         <w:t xml:space="preserve">is not disclosed; observed as deepseek-v4-flash behind the scenes).</w:t>
       </w:r>
     </w:p>
-    <w:bookmarkStart w:id="39" w:name="how-the-alias-works-2"/>
+    <w:bookmarkStart w:id="40" w:name="how-the-alias-works-2"/>
     <w:p>
       <w:pPr>
         <w:pStyle w:val="Heading4"/>
@@ -8233,7 +8697,7 @@
         <w:pStyle w:val="Compact"/>
         <w:numPr>
           <w:ilvl w:val="0"/>
-          <w:numId w:val="1012"/>
+          <w:numId w:val="1013"/>
         </w:numPr>
       </w:pPr>
       <w:r>
@@ -8270,7 +8734,7 @@
         <w:pStyle w:val="Compact"/>
         <w:numPr>
           <w:ilvl w:val="0"/>
-          <w:numId w:val="1012"/>
+          <w:numId w:val="1013"/>
         </w:numPr>
       </w:pPr>
       <w:r>
@@ -8403,8 +8867,8 @@
         <w:t xml:space="preserve">).</w:t>
       </w:r>
     </w:p>
-    <w:bookmarkEnd w:id="39"/>
-    <w:bookmarkStart w:id="40" w:name="free-models-available-on-zen"/>
+    <w:bookmarkEnd w:id="40"/>
+    <w:bookmarkStart w:id="41" w:name="free-models-available-on-zen"/>
     <w:p>
       <w:pPr>
         <w:pStyle w:val="Heading4"/>
@@ -9234,224 +9698,14 @@
         <w:t xml:space="preserve">(Opus 4.1).</w:t>
       </w:r>
     </w:p>
-    <w:bookmarkEnd w:id="40"/>
-    <w:bookmarkStart w:id="41" w:name="verified-live-1"/>
+    <w:bookmarkEnd w:id="41"/>
+    <w:bookmarkStart w:id="42" w:name="verified-live-1"/>
     <w:p>
       <w:pPr>
         <w:pStyle w:val="Heading4"/>
       </w:pPr>
       <w:r>
         <w:t xml:space="preserve">Verified live</w:t>
-      </w:r>
-    </w:p>
-    <w:p>
-      <w:pPr>
-        <w:pStyle w:val="Compact"/>
-        <w:numPr>
-          <w:ilvl w:val="0"/>
-          <w:numId w:val="1013"/>
-        </w:numPr>
-      </w:pPr>
-      <w:r>
-        <w:rPr>
-          <w:rStyle w:val="VerbatimChar"/>
-        </w:rPr>
-        <w:t xml:space="preserve">GET /v1/models</w:t>
-      </w:r>
-      <w:r>
-        <w:t xml:space="preserve"> </w:t>
-      </w:r>
-      <w:r>
-        <w:t xml:space="preserve">→ HTTP 200 (model list returned).</w:t>
-      </w:r>
-    </w:p>
-    <w:p>
-      <w:pPr>
-        <w:pStyle w:val="Compact"/>
-        <w:numPr>
-          <w:ilvl w:val="0"/>
-          <w:numId w:val="1013"/>
-        </w:numPr>
-      </w:pPr>
-      <w:r>
-        <w:rPr>
-          <w:rStyle w:val="VerbatimChar"/>
-        </w:rPr>
-        <w:t xml:space="preserve">POST /v1/chat/completions</w:t>
-      </w:r>
-      <w:r>
-        <w:t xml:space="preserve"> </w:t>
-      </w:r>
-      <w:r>
-        <w:t xml:space="preserve">with</w:t>
-      </w:r>
-      <w:r>
-        <w:t xml:space="preserve"> </w:t>
-      </w:r>
-      <w:r>
-        <w:rPr>
-          <w:rStyle w:val="VerbatimChar"/>
-        </w:rPr>
-        <w:t xml:space="preserve">big-pickle</w:t>
-      </w:r>
-      <w:r>
-        <w:t xml:space="preserve"> </w:t>
-      </w:r>
-      <w:r>
-        <w:t xml:space="preserve">→ HTTP 200, correct text</w:t>
-      </w:r>
-      <w:r>
-        <w:t xml:space="preserve"> </w:t>
-      </w:r>
-      <w:r>
-        <w:t xml:space="preserve">response, cost=$0, reasoning_content present. Stealth alias observed as</w:t>
-      </w:r>
-      <w:r>
-        <w:t xml:space="preserve"> </w:t>
-      </w:r>
-      <w:r>
-        <w:t xml:space="preserve">deepseek-v4-flash.</w:t>
-      </w:r>
-    </w:p>
-    <w:p>
-      <w:pPr>
-        <w:pStyle w:val="Compact"/>
-        <w:numPr>
-          <w:ilvl w:val="0"/>
-          <w:numId w:val="1013"/>
-        </w:numPr>
-      </w:pPr>
-      <w:r>
-        <w:rPr>
-          <w:rStyle w:val="VerbatimChar"/>
-        </w:rPr>
-        <w:t xml:space="preserve">POST /v1/chat/completions</w:t>
-      </w:r>
-      <w:r>
-        <w:t xml:space="preserve"> </w:t>
-      </w:r>
-      <w:r>
-        <w:t xml:space="preserve">with</w:t>
-      </w:r>
-      <w:r>
-        <w:t xml:space="preserve"> </w:t>
-      </w:r>
-      <w:r>
-        <w:rPr>
-          <w:rStyle w:val="VerbatimChar"/>
-        </w:rPr>
-        <w:t xml:space="preserve">deepseek-v4-flash-free</w:t>
-      </w:r>
-      <w:r>
-        <w:t xml:space="preserve"> </w:t>
-      </w:r>
-      <w:r>
-        <w:t xml:space="preserve">→ HTTP 200,</w:t>
-      </w:r>
-      <w:r>
-        <w:t xml:space="preserve"> </w:t>
-      </w:r>
-      <w:r>
-        <w:t xml:space="preserve">correct text, cost=$0.</w:t>
-      </w:r>
-    </w:p>
-    <w:p>
-      <w:pPr>
-        <w:pStyle w:val="Compact"/>
-        <w:numPr>
-          <w:ilvl w:val="0"/>
-          <w:numId w:val="1013"/>
-        </w:numPr>
-      </w:pPr>
-      <w:r>
-        <w:t xml:space="preserve">Additional free models (</w:t>
-      </w:r>
-      <w:r>
-        <w:rPr>
-          <w:rStyle w:val="VerbatimChar"/>
-        </w:rPr>
-        <w:t xml:space="preserve">mimo-v2.5-free</w:t>
-      </w:r>
-      <w:r>
-        <w:t xml:space="preserve">,</w:t>
-      </w:r>
-      <w:r>
-        <w:t xml:space="preserve"> </w:t>
-      </w:r>
-      <w:r>
-        <w:rPr>
-          <w:rStyle w:val="VerbatimChar"/>
-        </w:rPr>
-        <w:t xml:space="preserve">nemotron-3-ultra-free</w:t>
-      </w:r>
-      <w:r>
-        <w:t xml:space="preserve">,</w:t>
-      </w:r>
-      <w:r>
-        <w:t xml:space="preserve"> </w:t>
-      </w:r>
-      <w:r>
-        <w:rPr>
-          <w:rStyle w:val="VerbatimChar"/>
-        </w:rPr>
-        <w:t xml:space="preserve">north-mini-code-free</w:t>
-      </w:r>
-      <w:r>
-        <w:t xml:space="preserve">) → all HTTP 200, all cost=$0.</w:t>
-      </w:r>
-    </w:p>
-    <w:p>
-      <w:pPr>
-        <w:pStyle w:val="Compact"/>
-        <w:numPr>
-          <w:ilvl w:val="0"/>
-          <w:numId w:val="1013"/>
-        </w:numPr>
-      </w:pPr>
-      <w:r>
-        <w:t xml:space="preserve">Streaming (</w:t>
-      </w:r>
-      <w:r>
-        <w:rPr>
-          <w:rStyle w:val="VerbatimChar"/>
-        </w:rPr>
-        <w:t xml:space="preserve">stream:true</w:t>
-      </w:r>
-      <w:r>
-        <w:t xml:space="preserve">) → SSE</w:t>
-      </w:r>
-      <w:r>
-        <w:t xml:space="preserve"> </w:t>
-      </w:r>
-      <w:r>
-        <w:rPr>
-          <w:rStyle w:val="VerbatimChar"/>
-        </w:rPr>
-        <w:t xml:space="preserve">chat.completion.chunk</w:t>
-      </w:r>
-      <w:r>
-        <w:t xml:space="preserve"> </w:t>
-      </w:r>
-      <w:r>
-        <w:t xml:space="preserve">deltas.</w:t>
-      </w:r>
-    </w:p>
-    <w:bookmarkEnd w:id="41"/>
-    <w:bookmarkStart w:id="42" w:name="setup-2"/>
-    <w:p>
-      <w:pPr>
-        <w:pStyle w:val="Heading4"/>
-      </w:pPr>
-      <w:r>
-        <w:t xml:space="preserve">Setup</w:t>
-      </w:r>
-    </w:p>
-    <w:p>
-      <w:pPr>
-        <w:pStyle w:val="FirstParagraph"/>
-      </w:pPr>
-      <w:r>
-        <w:t xml:space="preserve">Everything is already configured, but for a fresh install:</w:t>
       </w:r>
     </w:p>
     <w:p>
@@ -9463,49 +9717,16 @@
         </w:numPr>
       </w:pPr>
       <w:r>
-        <w:t xml:space="preserve">Ensure</w:t>
-      </w:r>
-      <w:r>
-        <w:t xml:space="preserve"> </w:t>
-      </w:r>
-      <w:r>
-        <w:rPr>
-          <w:rStyle w:val="VerbatimChar"/>
-        </w:rPr>
-        <w:t xml:space="preserve">ZEN_API_KEY</w:t>
-      </w:r>
-      <w:r>
-        <w:t xml:space="preserve"> </w:t>
-      </w:r>
-      <w:r>
-        <w:t xml:space="preserve">(or</w:t>
-      </w:r>
-      <w:r>
-        <w:t xml:space="preserve"> </w:t>
-      </w:r>
-      <w:r>
-        <w:rPr>
-          <w:rStyle w:val="VerbatimChar"/>
-        </w:rPr>
-        <w:t xml:space="preserve">ApiKey_Opencode_Zen</w:t>
-      </w:r>
-      <w:r>
-        <w:t xml:space="preserve">) is exported in your keys</w:t>
-      </w:r>
-      <w:r>
-        <w:t xml:space="preserve"> </w:t>
-      </w:r>
-      <w:r>
-        <w:t xml:space="preserve">file (</w:t>
-      </w:r>
-      <w:r>
-        <w:rPr>
-          <w:rStyle w:val="VerbatimChar"/>
-        </w:rPr>
-        <w:t xml:space="preserve">~/api_keys.sh</w:t>
-      </w:r>
-      <w:r>
-        <w:t xml:space="preserve">).</w:t>
+        <w:rPr>
+          <w:rStyle w:val="VerbatimChar"/>
+        </w:rPr>
+        <w:t xml:space="preserve">GET /v1/models</w:t>
+      </w:r>
+      <w:r>
+        <w:t xml:space="preserve"> </w:t>
+      </w:r>
+      <w:r>
+        <w:t xml:space="preserve">→ HTTP 200 (model list returned).</w:t>
       </w:r>
     </w:p>
     <w:p>
@@ -9517,22 +9738,43 @@
         </w:numPr>
       </w:pPr>
       <w:r>
-        <w:t xml:space="preserve">Run</w:t>
-      </w:r>
-      <w:r>
-        <w:t xml:space="preserve"> </w:t>
-      </w:r>
-      <w:r>
-        <w:rPr>
-          <w:rStyle w:val="VerbatimChar"/>
-        </w:rPr>
-        <w:t xml:space="preserve">claude-providers sync</w:t>
-      </w:r>
-      <w:r>
-        <w:t xml:space="preserve"> </w:t>
-      </w:r>
-      <w:r>
-        <w:t xml:space="preserve">to discover the key and create the alias.</w:t>
+        <w:rPr>
+          <w:rStyle w:val="VerbatimChar"/>
+        </w:rPr>
+        <w:t xml:space="preserve">POST /v1/chat/completions</w:t>
+      </w:r>
+      <w:r>
+        <w:t xml:space="preserve"> </w:t>
+      </w:r>
+      <w:r>
+        <w:t xml:space="preserve">with</w:t>
+      </w:r>
+      <w:r>
+        <w:t xml:space="preserve"> </w:t>
+      </w:r>
+      <w:r>
+        <w:rPr>
+          <w:rStyle w:val="VerbatimChar"/>
+        </w:rPr>
+        <w:t xml:space="preserve">big-pickle</w:t>
+      </w:r>
+      <w:r>
+        <w:t xml:space="preserve"> </w:t>
+      </w:r>
+      <w:r>
+        <w:t xml:space="preserve">→ HTTP 200, correct text</w:t>
+      </w:r>
+      <w:r>
+        <w:t xml:space="preserve"> </w:t>
+      </w:r>
+      <w:r>
+        <w:t xml:space="preserve">response, cost=$0, reasoning_content present. Stealth alias observed as</w:t>
+      </w:r>
+      <w:r>
+        <w:t xml:space="preserve"> </w:t>
+      </w:r>
+      <w:r>
+        <w:t xml:space="preserve">deepseek-v4-flash.</w:t>
       </w:r>
     </w:p>
     <w:p>
@@ -9547,19 +9789,34 @@
         <w:rPr>
           <w:rStyle w:val="VerbatimChar"/>
         </w:rPr>
-        <w:t xml:space="preserve">source ~/.local/share/claude-multi-account/aliases.sh</w:t>
-      </w:r>
-      <w:r>
-        <w:t xml:space="preserve"> </w:t>
-      </w:r>
-      <w:r>
-        <w:t xml:space="preserve">(or open a new</w:t>
-      </w:r>
-      <w:r>
-        <w:t xml:space="preserve"> </w:t>
-      </w:r>
-      <w:r>
-        <w:t xml:space="preserve">shell).</w:t>
+        <w:t xml:space="preserve">POST /v1/chat/completions</w:t>
+      </w:r>
+      <w:r>
+        <w:t xml:space="preserve"> </w:t>
+      </w:r>
+      <w:r>
+        <w:t xml:space="preserve">with</w:t>
+      </w:r>
+      <w:r>
+        <w:t xml:space="preserve"> </w:t>
+      </w:r>
+      <w:r>
+        <w:rPr>
+          <w:rStyle w:val="VerbatimChar"/>
+        </w:rPr>
+        <w:t xml:space="preserve">deepseek-v4-flash-free</w:t>
+      </w:r>
+      <w:r>
+        <w:t xml:space="preserve"> </w:t>
+      </w:r>
+      <w:r>
+        <w:t xml:space="preserve">→ HTTP 200,</w:t>
+      </w:r>
+      <w:r>
+        <w:t xml:space="preserve"> </w:t>
+      </w:r>
+      <w:r>
+        <w:t xml:space="preserve">correct text, cost=$0.</w:t>
       </w:r>
     </w:p>
     <w:p>
@@ -9571,125 +9828,94 @@
         </w:numPr>
       </w:pPr>
       <w:r>
-        <w:t xml:space="preserve">Run</w:t>
-      </w:r>
-      <w:r>
-        <w:t xml:space="preserve"> </w:t>
-      </w:r>
-      <w:r>
-        <w:rPr>
-          <w:rStyle w:val="VerbatimChar"/>
-        </w:rPr>
-        <w:t xml:space="preserve">opencode</w:t>
-      </w:r>
-      <w:r>
-        <w:t xml:space="preserve"> </w:t>
-      </w:r>
-      <w:r>
-        <w:t xml:space="preserve">to start a Claude Code session on</w:t>
-      </w:r>
-      <w:r>
-        <w:t xml:space="preserve"> </w:t>
-      </w:r>
-      <w:r>
-        <w:rPr>
-          <w:rStyle w:val="VerbatimChar"/>
-        </w:rPr>
-        <w:t xml:space="preserve">big-pickle</w:t>
-      </w:r>
-      <w:r>
-        <w:t xml:space="preserve"> </w:t>
-      </w:r>
-      <w:r>
-        <w:t xml:space="preserve">(via ccr).</w:t>
+        <w:t xml:space="preserve">Additional free models (</w:t>
+      </w:r>
+      <w:r>
+        <w:rPr>
+          <w:rStyle w:val="VerbatimChar"/>
+        </w:rPr>
+        <w:t xml:space="preserve">mimo-v2.5-free</w:t>
+      </w:r>
+      <w:r>
+        <w:t xml:space="preserve">,</w:t>
+      </w:r>
+      <w:r>
+        <w:t xml:space="preserve"> </w:t>
+      </w:r>
+      <w:r>
+        <w:rPr>
+          <w:rStyle w:val="VerbatimChar"/>
+        </w:rPr>
+        <w:t xml:space="preserve">nemotron-3-ultra-free</w:t>
+      </w:r>
+      <w:r>
+        <w:t xml:space="preserve">,</w:t>
+      </w:r>
+      <w:r>
+        <w:t xml:space="preserve"> </w:t>
+      </w:r>
+      <w:r>
+        <w:rPr>
+          <w:rStyle w:val="VerbatimChar"/>
+        </w:rPr>
+        <w:t xml:space="preserve">north-mini-code-free</w:t>
+      </w:r>
+      <w:r>
+        <w:t xml:space="preserve">) → all HTTP 200, all cost=$0.</w:t>
+      </w:r>
+    </w:p>
+    <w:p>
+      <w:pPr>
+        <w:pStyle w:val="Compact"/>
+        <w:numPr>
+          <w:ilvl w:val="0"/>
+          <w:numId w:val="1014"/>
+        </w:numPr>
+      </w:pPr>
+      <w:r>
+        <w:t xml:space="preserve">Streaming (</w:t>
+      </w:r>
+      <w:r>
+        <w:rPr>
+          <w:rStyle w:val="VerbatimChar"/>
+        </w:rPr>
+        <w:t xml:space="preserve">stream:true</w:t>
+      </w:r>
+      <w:r>
+        <w:t xml:space="preserve">) → SSE</w:t>
+      </w:r>
+      <w:r>
+        <w:t xml:space="preserve"> </w:t>
+      </w:r>
+      <w:r>
+        <w:rPr>
+          <w:rStyle w:val="VerbatimChar"/>
+        </w:rPr>
+        <w:t xml:space="preserve">chat.completion.chunk</w:t>
+      </w:r>
+      <w:r>
+        <w:t xml:space="preserve"> </w:t>
+      </w:r>
+      <w:r>
+        <w:t xml:space="preserve">deltas.</w:t>
       </w:r>
     </w:p>
     <w:bookmarkEnd w:id="42"/>
-    <w:bookmarkStart w:id="43" w:name="usage-example-2"/>
+    <w:bookmarkStart w:id="43" w:name="setup-2"/>
     <w:p>
       <w:pPr>
         <w:pStyle w:val="Heading4"/>
       </w:pPr>
       <w:r>
-        <w:t xml:space="preserve">Usage example</w:t>
-      </w:r>
-    </w:p>
-    <w:p>
-      <w:pPr>
-        <w:pStyle w:val="SourceCode"/>
-      </w:pPr>
-      <w:r>
-        <w:rPr>
-          <w:rStyle w:val="ExtensionTok"/>
-        </w:rPr>
-        <w:t xml:space="preserve">opencode</w:t>
-      </w:r>
-      <w:r>
-        <w:rPr>
-          <w:rStyle w:val="NormalTok"/>
-        </w:rPr>
-        <w:t xml:space="preserve">                            </w:t>
-      </w:r>
-      <w:r>
-        <w:rPr>
-          <w:rStyle w:val="CommentTok"/>
-        </w:rPr>
-        <w:t xml:space="preserve"># launch Claude Code on big-pickle (via ccr)</w:t>
-      </w:r>
-      <w:r>
-        <w:br/>
-      </w:r>
-      <w:r>
-        <w:rPr>
-          <w:rStyle w:val="ExtensionTok"/>
-        </w:rPr>
-        <w:t xml:space="preserve">opencode</w:t>
-      </w:r>
-      <w:r>
-        <w:rPr>
-          <w:rStyle w:val="NormalTok"/>
-        </w:rPr>
-        <w:t xml:space="preserve"> </w:t>
-      </w:r>
-      <w:r>
-        <w:rPr>
-          <w:rStyle w:val="AttributeTok"/>
-        </w:rPr>
-        <w:t xml:space="preserve">-p</w:t>
-      </w:r>
-      <w:r>
-        <w:rPr>
-          <w:rStyle w:val="NormalTok"/>
-        </w:rPr>
-        <w:t xml:space="preserve"> </w:t>
-      </w:r>
-      <w:r>
-        <w:rPr>
-          <w:rStyle w:val="StringTok"/>
-        </w:rPr>
-        <w:t xml:space="preserve">"explain this function"</w:t>
-      </w:r>
-      <w:r>
-        <w:rPr>
-          <w:rStyle w:val="NormalTok"/>
-        </w:rPr>
-        <w:t xml:space="preserve"> </w:t>
-      </w:r>
-      <w:r>
-        <w:rPr>
-          <w:rStyle w:val="CommentTok"/>
-        </w:rPr>
-        <w:t xml:space="preserve"># non-interactive print mode</w:t>
-      </w:r>
-    </w:p>
-    <w:bookmarkEnd w:id="43"/>
-    <w:bookmarkStart w:id="44" w:name="notes"/>
-    <w:p>
-      <w:pPr>
-        <w:pStyle w:val="Heading4"/>
-      </w:pPr>
-      <w:r>
-        <w:t xml:space="preserve">Notes</w:t>
+        <w:t xml:space="preserve">Setup</w:t>
+      </w:r>
+    </w:p>
+    <w:p>
+      <w:pPr>
+        <w:pStyle w:val="FirstParagraph"/>
+      </w:pPr>
+      <w:r>
+        <w:t xml:space="preserve">Everything is already configured, but for a fresh install:</w:t>
       </w:r>
     </w:p>
     <w:p>
@@ -9701,29 +9927,49 @@
         </w:numPr>
       </w:pPr>
       <w:r>
-        <w:t xml:space="preserve">The alias uses</w:t>
-      </w:r>
-      <w:r>
-        <w:t xml:space="preserve"> </w:t>
-      </w:r>
-      <w:r>
-        <w:rPr>
-          <w:b/>
-          <w:bCs/>
-        </w:rPr>
-        <w:t xml:space="preserve">router transport</w:t>
-      </w:r>
-      <w:r>
-        <w:t xml:space="preserve"> </w:t>
-      </w:r>
-      <w:r>
-        <w:t xml:space="preserve">(ccr) because Zen’s free models use</w:t>
-      </w:r>
-      <w:r>
-        <w:t xml:space="preserve"> </w:t>
-      </w:r>
-      <w:r>
-        <w:t xml:space="preserve">OpenAI-compatible format, not Anthropic native format.</w:t>
+        <w:t xml:space="preserve">Ensure</w:t>
+      </w:r>
+      <w:r>
+        <w:t xml:space="preserve"> </w:t>
+      </w:r>
+      <w:r>
+        <w:rPr>
+          <w:rStyle w:val="VerbatimChar"/>
+        </w:rPr>
+        <w:t xml:space="preserve">ZEN_API_KEY</w:t>
+      </w:r>
+      <w:r>
+        <w:t xml:space="preserve"> </w:t>
+      </w:r>
+      <w:r>
+        <w:t xml:space="preserve">(or</w:t>
+      </w:r>
+      <w:r>
+        <w:t xml:space="preserve"> </w:t>
+      </w:r>
+      <w:r>
+        <w:rPr>
+          <w:rStyle w:val="VerbatimChar"/>
+        </w:rPr>
+        <w:t xml:space="preserve">ApiKey_Opencode_Zen</w:t>
+      </w:r>
+      <w:r>
+        <w:t xml:space="preserve">) is exported in your keys</w:t>
+      </w:r>
+      <w:r>
+        <w:t xml:space="preserve"> </w:t>
+      </w:r>
+      <w:r>
+        <w:t xml:space="preserve">file (</w:t>
+      </w:r>
+      <w:r>
+        <w:rPr>
+          <w:rStyle w:val="VerbatimChar"/>
+        </w:rPr>
+        <w:t xml:space="preserve">~/api_keys.sh</w:t>
+      </w:r>
+      <w:r>
+        <w:t xml:space="preserve">).</w:t>
       </w:r>
     </w:p>
     <w:p>
@@ -9735,13 +9981,22 @@
         </w:numPr>
       </w:pPr>
       <w:r>
-        <w:t xml:space="preserve">Big Pickle is a stealth model — the actual model served may vary. This is by</w:t>
-      </w:r>
-      <w:r>
-        <w:t xml:space="preserve"> </w:t>
-      </w:r>
-      <w:r>
-        <w:t xml:space="preserve">design per OpenCode’s documentation.</w:t>
+        <w:t xml:space="preserve">Run</w:t>
+      </w:r>
+      <w:r>
+        <w:t xml:space="preserve"> </w:t>
+      </w:r>
+      <w:r>
+        <w:rPr>
+          <w:rStyle w:val="VerbatimChar"/>
+        </w:rPr>
+        <w:t xml:space="preserve">claude-providers sync</w:t>
+      </w:r>
+      <w:r>
+        <w:t xml:space="preserve"> </w:t>
+      </w:r>
+      <w:r>
+        <w:t xml:space="preserve">to discover the key and create the alias.</w:t>
       </w:r>
     </w:p>
     <w:p>
@@ -9753,6 +10008,215 @@
         </w:numPr>
       </w:pPr>
       <w:r>
+        <w:rPr>
+          <w:rStyle w:val="VerbatimChar"/>
+        </w:rPr>
+        <w:t xml:space="preserve">source ~/.local/share/claude-multi-account/aliases.sh</w:t>
+      </w:r>
+      <w:r>
+        <w:t xml:space="preserve"> </w:t>
+      </w:r>
+      <w:r>
+        <w:t xml:space="preserve">(or open a new</w:t>
+      </w:r>
+      <w:r>
+        <w:t xml:space="preserve"> </w:t>
+      </w:r>
+      <w:r>
+        <w:t xml:space="preserve">shell).</w:t>
+      </w:r>
+    </w:p>
+    <w:p>
+      <w:pPr>
+        <w:pStyle w:val="Compact"/>
+        <w:numPr>
+          <w:ilvl w:val="0"/>
+          <w:numId w:val="1015"/>
+        </w:numPr>
+      </w:pPr>
+      <w:r>
+        <w:t xml:space="preserve">Run</w:t>
+      </w:r>
+      <w:r>
+        <w:t xml:space="preserve"> </w:t>
+      </w:r>
+      <w:r>
+        <w:rPr>
+          <w:rStyle w:val="VerbatimChar"/>
+        </w:rPr>
+        <w:t xml:space="preserve">opencode</w:t>
+      </w:r>
+      <w:r>
+        <w:t xml:space="preserve"> </w:t>
+      </w:r>
+      <w:r>
+        <w:t xml:space="preserve">to start a Claude Code session on</w:t>
+      </w:r>
+      <w:r>
+        <w:t xml:space="preserve"> </w:t>
+      </w:r>
+      <w:r>
+        <w:rPr>
+          <w:rStyle w:val="VerbatimChar"/>
+        </w:rPr>
+        <w:t xml:space="preserve">big-pickle</w:t>
+      </w:r>
+      <w:r>
+        <w:t xml:space="preserve"> </w:t>
+      </w:r>
+      <w:r>
+        <w:t xml:space="preserve">(via ccr).</w:t>
+      </w:r>
+    </w:p>
+    <w:bookmarkEnd w:id="43"/>
+    <w:bookmarkStart w:id="44" w:name="usage-example-2"/>
+    <w:p>
+      <w:pPr>
+        <w:pStyle w:val="Heading4"/>
+      </w:pPr>
+      <w:r>
+        <w:t xml:space="preserve">Usage example</w:t>
+      </w:r>
+    </w:p>
+    <w:p>
+      <w:pPr>
+        <w:pStyle w:val="SourceCode"/>
+      </w:pPr>
+      <w:r>
+        <w:rPr>
+          <w:rStyle w:val="ExtensionTok"/>
+        </w:rPr>
+        <w:t xml:space="preserve">opencode</w:t>
+      </w:r>
+      <w:r>
+        <w:rPr>
+          <w:rStyle w:val="NormalTok"/>
+        </w:rPr>
+        <w:t xml:space="preserve">                            </w:t>
+      </w:r>
+      <w:r>
+        <w:rPr>
+          <w:rStyle w:val="CommentTok"/>
+        </w:rPr>
+        <w:t xml:space="preserve"># launch Claude Code on big-pickle (via ccr)</w:t>
+      </w:r>
+      <w:r>
+        <w:br/>
+      </w:r>
+      <w:r>
+        <w:rPr>
+          <w:rStyle w:val="ExtensionTok"/>
+        </w:rPr>
+        <w:t xml:space="preserve">opencode</w:t>
+      </w:r>
+      <w:r>
+        <w:rPr>
+          <w:rStyle w:val="NormalTok"/>
+        </w:rPr>
+        <w:t xml:space="preserve"> </w:t>
+      </w:r>
+      <w:r>
+        <w:rPr>
+          <w:rStyle w:val="AttributeTok"/>
+        </w:rPr>
+        <w:t xml:space="preserve">-p</w:t>
+      </w:r>
+      <w:r>
+        <w:rPr>
+          <w:rStyle w:val="NormalTok"/>
+        </w:rPr>
+        <w:t xml:space="preserve"> </w:t>
+      </w:r>
+      <w:r>
+        <w:rPr>
+          <w:rStyle w:val="StringTok"/>
+        </w:rPr>
+        <w:t xml:space="preserve">"explain this function"</w:t>
+      </w:r>
+      <w:r>
+        <w:rPr>
+          <w:rStyle w:val="NormalTok"/>
+        </w:rPr>
+        <w:t xml:space="preserve"> </w:t>
+      </w:r>
+      <w:r>
+        <w:rPr>
+          <w:rStyle w:val="CommentTok"/>
+        </w:rPr>
+        <w:t xml:space="preserve"># non-interactive print mode</w:t>
+      </w:r>
+    </w:p>
+    <w:bookmarkEnd w:id="44"/>
+    <w:bookmarkStart w:id="45" w:name="notes"/>
+    <w:p>
+      <w:pPr>
+        <w:pStyle w:val="Heading4"/>
+      </w:pPr>
+      <w:r>
+        <w:t xml:space="preserve">Notes</w:t>
+      </w:r>
+    </w:p>
+    <w:p>
+      <w:pPr>
+        <w:pStyle w:val="Compact"/>
+        <w:numPr>
+          <w:ilvl w:val="0"/>
+          <w:numId w:val="1016"/>
+        </w:numPr>
+      </w:pPr>
+      <w:r>
+        <w:t xml:space="preserve">The alias uses</w:t>
+      </w:r>
+      <w:r>
+        <w:t xml:space="preserve"> </w:t>
+      </w:r>
+      <w:r>
+        <w:rPr>
+          <w:b/>
+          <w:bCs/>
+        </w:rPr>
+        <w:t xml:space="preserve">router transport</w:t>
+      </w:r>
+      <w:r>
+        <w:t xml:space="preserve"> </w:t>
+      </w:r>
+      <w:r>
+        <w:t xml:space="preserve">(ccr) because Zen’s free models use</w:t>
+      </w:r>
+      <w:r>
+        <w:t xml:space="preserve"> </w:t>
+      </w:r>
+      <w:r>
+        <w:t xml:space="preserve">OpenAI-compatible format, not Anthropic native format.</w:t>
+      </w:r>
+    </w:p>
+    <w:p>
+      <w:pPr>
+        <w:pStyle w:val="Compact"/>
+        <w:numPr>
+          <w:ilvl w:val="0"/>
+          <w:numId w:val="1016"/>
+        </w:numPr>
+      </w:pPr>
+      <w:r>
+        <w:t xml:space="preserve">Big Pickle is a stealth model — the actual model served may vary. This is by</w:t>
+      </w:r>
+      <w:r>
+        <w:t xml:space="preserve"> </w:t>
+      </w:r>
+      <w:r>
+        <w:t xml:space="preserve">design per OpenCode’s documentation.</w:t>
+      </w:r>
+    </w:p>
+    <w:p>
+      <w:pPr>
+        <w:pStyle w:val="Compact"/>
+        <w:numPr>
+          <w:ilvl w:val="0"/>
+          <w:numId w:val="1016"/>
+        </w:numPr>
+      </w:pPr>
+      <w:r>
         <w:t xml:space="preserve">To use paid Claude models on Zen instead of free models, override</w:t>
       </w:r>
       <w:r>
@@ -9885,9 +10349,9 @@
         <w:t xml:space="preserve">.</w:t>
       </w:r>
     </w:p>
-    <w:bookmarkEnd w:id="44"/>
     <w:bookmarkEnd w:id="45"/>
-    <w:bookmarkStart w:id="52" w:name="chutes-chutes"/>
+    <w:bookmarkEnd w:id="46"/>
+    <w:bookmarkStart w:id="53" w:name="chutes-chutes"/>
     <w:p>
       <w:pPr>
         <w:pStyle w:val="Heading3"/>
@@ -9900,7 +10364,7 @@
       <w:pPr>
         <w:pStyle w:val="FirstParagraph"/>
       </w:pPr>
-      <w:hyperlink r:id="rId46">
+      <w:hyperlink r:id="rId47">
         <w:r>
           <w:rPr>
             <w:rStyle w:val="Hyperlink"/>
@@ -9949,7 +10413,7 @@
         <w:t xml:space="preserve">.</w:t>
       </w:r>
     </w:p>
-    <w:bookmarkStart w:id="47" w:name="how-the-alias-works-3"/>
+    <w:bookmarkStart w:id="48" w:name="how-the-alias-works-3"/>
     <w:p>
       <w:pPr>
         <w:pStyle w:val="Heading4"/>
@@ -10016,7 +10480,7 @@
         <w:pStyle w:val="Compact"/>
         <w:numPr>
           <w:ilvl w:val="0"/>
-          <w:numId w:val="1016"/>
+          <w:numId w:val="1017"/>
         </w:numPr>
       </w:pPr>
       <w:r>
@@ -10047,7 +10511,7 @@
         <w:pStyle w:val="Compact"/>
         <w:numPr>
           <w:ilvl w:val="0"/>
-          <w:numId w:val="1016"/>
+          <w:numId w:val="1017"/>
         </w:numPr>
       </w:pPr>
       <w:r>
@@ -10127,8 +10591,8 @@
         <w:t xml:space="preserve">Chutes API.</w:t>
       </w:r>
     </w:p>
-    <w:bookmarkEnd w:id="47"/>
-    <w:bookmarkStart w:id="48" w:name="models-available-on-chutes"/>
+    <w:bookmarkEnd w:id="48"/>
+    <w:bookmarkStart w:id="49" w:name="models-available-on-chutes"/>
     <w:p>
       <w:pPr>
         <w:pStyle w:val="Heading4"/>
@@ -10717,237 +11181,14 @@
         <w:t xml:space="preserve">if the account balance is $0.</w:t>
       </w:r>
     </w:p>
-    <w:bookmarkEnd w:id="48"/>
-    <w:bookmarkStart w:id="49" w:name="setup-3"/>
+    <w:bookmarkEnd w:id="49"/>
+    <w:bookmarkStart w:id="50" w:name="setup-3"/>
     <w:p>
       <w:pPr>
         <w:pStyle w:val="Heading4"/>
       </w:pPr>
       <w:r>
         <w:t xml:space="preserve">Setup</w:t>
-      </w:r>
-    </w:p>
-    <w:p>
-      <w:pPr>
-        <w:pStyle w:val="Compact"/>
-        <w:numPr>
-          <w:ilvl w:val="0"/>
-          <w:numId w:val="1017"/>
-        </w:numPr>
-      </w:pPr>
-      <w:r>
-        <w:t xml:space="preserve">Ensure</w:t>
-      </w:r>
-      <w:r>
-        <w:t xml:space="preserve"> </w:t>
-      </w:r>
-      <w:r>
-        <w:rPr>
-          <w:rStyle w:val="VerbatimChar"/>
-        </w:rPr>
-        <w:t xml:space="preserve">CHUTES_API_KEY</w:t>
-      </w:r>
-      <w:r>
-        <w:t xml:space="preserve"> </w:t>
-      </w:r>
-      <w:r>
-        <w:t xml:space="preserve">is exported in your keys file (</w:t>
-      </w:r>
-      <w:r>
-        <w:rPr>
-          <w:rStyle w:val="VerbatimChar"/>
-        </w:rPr>
-        <w:t xml:space="preserve">~/api_keys.sh</w:t>
-      </w:r>
-      <w:r>
-        <w:t xml:space="preserve">).</w:t>
-      </w:r>
-    </w:p>
-    <w:p>
-      <w:pPr>
-        <w:pStyle w:val="Compact"/>
-        <w:numPr>
-          <w:ilvl w:val="0"/>
-          <w:numId w:val="1017"/>
-        </w:numPr>
-      </w:pPr>
-      <w:r>
-        <w:t xml:space="preserve">Fund your Chutes account at https://chutes.ai.</w:t>
-      </w:r>
-    </w:p>
-    <w:p>
-      <w:pPr>
-        <w:pStyle w:val="Compact"/>
-        <w:numPr>
-          <w:ilvl w:val="0"/>
-          <w:numId w:val="1017"/>
-        </w:numPr>
-      </w:pPr>
-      <w:r>
-        <w:t xml:space="preserve">Run</w:t>
-      </w:r>
-      <w:r>
-        <w:t xml:space="preserve"> </w:t>
-      </w:r>
-      <w:r>
-        <w:rPr>
-          <w:rStyle w:val="VerbatimChar"/>
-        </w:rPr>
-        <w:t xml:space="preserve">claude-providers sync</w:t>
-      </w:r>
-      <w:r>
-        <w:t xml:space="preserve"> </w:t>
-      </w:r>
-      <w:r>
-        <w:t xml:space="preserve">to discover the key and create the alias.</w:t>
-      </w:r>
-    </w:p>
-    <w:p>
-      <w:pPr>
-        <w:pStyle w:val="Compact"/>
-        <w:numPr>
-          <w:ilvl w:val="0"/>
-          <w:numId w:val="1017"/>
-        </w:numPr>
-      </w:pPr>
-      <w:r>
-        <w:rPr>
-          <w:rStyle w:val="VerbatimChar"/>
-        </w:rPr>
-        <w:t xml:space="preserve">source ~/.local/share/claude-multi-account/aliases.sh</w:t>
-      </w:r>
-      <w:r>
-        <w:t xml:space="preserve"> </w:t>
-      </w:r>
-      <w:r>
-        <w:t xml:space="preserve">(or open a new shell).</w:t>
-      </w:r>
-    </w:p>
-    <w:p>
-      <w:pPr>
-        <w:pStyle w:val="Compact"/>
-        <w:numPr>
-          <w:ilvl w:val="0"/>
-          <w:numId w:val="1017"/>
-        </w:numPr>
-      </w:pPr>
-      <w:r>
-        <w:t xml:space="preserve">Run</w:t>
-      </w:r>
-      <w:r>
-        <w:t xml:space="preserve"> </w:t>
-      </w:r>
-      <w:r>
-        <w:rPr>
-          <w:rStyle w:val="VerbatimChar"/>
-        </w:rPr>
-        <w:t xml:space="preserve">chutes</w:t>
-      </w:r>
-      <w:r>
-        <w:t xml:space="preserve"> </w:t>
-      </w:r>
-      <w:r>
-        <w:t xml:space="preserve">to start a Claude Code session on</w:t>
-      </w:r>
-      <w:r>
-        <w:t xml:space="preserve"> </w:t>
-      </w:r>
-      <w:r>
-        <w:rPr>
-          <w:rStyle w:val="VerbatimChar"/>
-        </w:rPr>
-        <w:t xml:space="preserve">zai-org/GLM-5.2-TEE</w:t>
-      </w:r>
-      <w:r>
-        <w:t xml:space="preserve">.</w:t>
-      </w:r>
-    </w:p>
-    <w:bookmarkEnd w:id="49"/>
-    <w:bookmarkStart w:id="50" w:name="usage-example-3"/>
-    <w:p>
-      <w:pPr>
-        <w:pStyle w:val="Heading4"/>
-      </w:pPr>
-      <w:r>
-        <w:t xml:space="preserve">Usage example</w:t>
-      </w:r>
-    </w:p>
-    <w:p>
-      <w:pPr>
-        <w:pStyle w:val="SourceCode"/>
-      </w:pPr>
-      <w:r>
-        <w:rPr>
-          <w:rStyle w:val="ExtensionTok"/>
-        </w:rPr>
-        <w:t xml:space="preserve">chutes</w:t>
-      </w:r>
-      <w:r>
-        <w:rPr>
-          <w:rStyle w:val="NormalTok"/>
-        </w:rPr>
-        <w:t xml:space="preserve">                              </w:t>
-      </w:r>
-      <w:r>
-        <w:rPr>
-          <w:rStyle w:val="CommentTok"/>
-        </w:rPr>
-        <w:t xml:space="preserve"># launch Claude Code on GLM-5.2-TEE (via ccr)</w:t>
-      </w:r>
-      <w:r>
-        <w:br/>
-      </w:r>
-      <w:r>
-        <w:rPr>
-          <w:rStyle w:val="ExtensionTok"/>
-        </w:rPr>
-        <w:t xml:space="preserve">chutes</w:t>
-      </w:r>
-      <w:r>
-        <w:rPr>
-          <w:rStyle w:val="NormalTok"/>
-        </w:rPr>
-        <w:t xml:space="preserve"> </w:t>
-      </w:r>
-      <w:r>
-        <w:rPr>
-          <w:rStyle w:val="AttributeTok"/>
-        </w:rPr>
-        <w:t xml:space="preserve">-p</w:t>
-      </w:r>
-      <w:r>
-        <w:rPr>
-          <w:rStyle w:val="NormalTok"/>
-        </w:rPr>
-        <w:t xml:space="preserve"> </w:t>
-      </w:r>
-      <w:r>
-        <w:rPr>
-          <w:rStyle w:val="StringTok"/>
-        </w:rPr>
-        <w:t xml:space="preserve">"explain this function"</w:t>
-      </w:r>
-      <w:r>
-        <w:rPr>
-          <w:rStyle w:val="NormalTok"/>
-        </w:rPr>
-        <w:t xml:space="preserve">   </w:t>
-      </w:r>
-      <w:r>
-        <w:rPr>
-          <w:rStyle w:val="CommentTok"/>
-        </w:rPr>
-        <w:t xml:space="preserve"># non-interactive print mode</w:t>
-      </w:r>
-    </w:p>
-    <w:bookmarkEnd w:id="50"/>
-    <w:bookmarkStart w:id="51" w:name="verified"/>
-    <w:p>
-      <w:pPr>
-        <w:pStyle w:val="Heading4"/>
-      </w:pPr>
-      <w:r>
-        <w:t xml:space="preserve">Verified</w:t>
       </w:r>
     </w:p>
     <w:p>
@@ -10959,22 +11200,31 @@
         </w:numPr>
       </w:pPr>
       <w:r>
-        <w:t xml:space="preserve">API endpoint</w:t>
-      </w:r>
-      <w:r>
-        <w:t xml:space="preserve"> </w:t>
-      </w:r>
-      <w:r>
-        <w:rPr>
-          <w:rStyle w:val="VerbatimChar"/>
-        </w:rPr>
-        <w:t xml:space="preserve">https://llm.chutes.ai/v1/chat/completions</w:t>
-      </w:r>
-      <w:r>
-        <w:t xml:space="preserve"> </w:t>
-      </w:r>
-      <w:r>
-        <w:t xml:space="preserve">responds correctly</w:t>
+        <w:t xml:space="preserve">Ensure</w:t>
+      </w:r>
+      <w:r>
+        <w:t xml:space="preserve"> </w:t>
+      </w:r>
+      <w:r>
+        <w:rPr>
+          <w:rStyle w:val="VerbatimChar"/>
+        </w:rPr>
+        <w:t xml:space="preserve">CHUTES_API_KEY</w:t>
+      </w:r>
+      <w:r>
+        <w:t xml:space="preserve"> </w:t>
+      </w:r>
+      <w:r>
+        <w:t xml:space="preserve">is exported in your keys file (</w:t>
+      </w:r>
+      <w:r>
+        <w:rPr>
+          <w:rStyle w:val="VerbatimChar"/>
+        </w:rPr>
+        <w:t xml:space="preserve">~/api_keys.sh</w:t>
+      </w:r>
+      <w:r>
+        <w:t xml:space="preserve">).</w:t>
       </w:r>
     </w:p>
     <w:p>
@@ -10986,22 +11236,7 @@
         </w:numPr>
       </w:pPr>
       <w:r>
-        <w:t xml:space="preserve">Authentication with</w:t>
-      </w:r>
-      <w:r>
-        <w:t xml:space="preserve"> </w:t>
-      </w:r>
-      <w:r>
-        <w:rPr>
-          <w:rStyle w:val="VerbatimChar"/>
-        </w:rPr>
-        <w:t xml:space="preserve">Authorization: Bearer cpk_...</w:t>
-      </w:r>
-      <w:r>
-        <w:t xml:space="preserve"> </w:t>
-      </w:r>
-      <w:r>
-        <w:t xml:space="preserve">works</w:t>
+        <w:t xml:space="preserve">Fund your Chutes account at https://chutes.ai.</w:t>
       </w:r>
     </w:p>
     <w:p>
@@ -11013,7 +11248,22 @@
         </w:numPr>
       </w:pPr>
       <w:r>
-        <w:t xml:space="preserve">All 13 TEE models are accessible (require funded account)</w:t>
+        <w:t xml:space="preserve">Run</w:t>
+      </w:r>
+      <w:r>
+        <w:t xml:space="preserve"> </w:t>
+      </w:r>
+      <w:r>
+        <w:rPr>
+          <w:rStyle w:val="VerbatimChar"/>
+        </w:rPr>
+        <w:t xml:space="preserve">claude-providers sync</w:t>
+      </w:r>
+      <w:r>
+        <w:t xml:space="preserve"> </w:t>
+      </w:r>
+      <w:r>
+        <w:t xml:space="preserve">to discover the key and create the alias.</w:t>
       </w:r>
     </w:p>
     <w:p>
@@ -11025,12 +11275,226 @@
         </w:numPr>
       </w:pPr>
       <w:r>
+        <w:rPr>
+          <w:rStyle w:val="VerbatimChar"/>
+        </w:rPr>
+        <w:t xml:space="preserve">source ~/.local/share/claude-multi-account/aliases.sh</w:t>
+      </w:r>
+      <w:r>
+        <w:t xml:space="preserve"> </w:t>
+      </w:r>
+      <w:r>
+        <w:t xml:space="preserve">(or open a new shell).</w:t>
+      </w:r>
+    </w:p>
+    <w:p>
+      <w:pPr>
+        <w:pStyle w:val="Compact"/>
+        <w:numPr>
+          <w:ilvl w:val="0"/>
+          <w:numId w:val="1018"/>
+        </w:numPr>
+      </w:pPr>
+      <w:r>
+        <w:t xml:space="preserve">Run</w:t>
+      </w:r>
+      <w:r>
+        <w:t xml:space="preserve"> </w:t>
+      </w:r>
+      <w:r>
+        <w:rPr>
+          <w:rStyle w:val="VerbatimChar"/>
+        </w:rPr>
+        <w:t xml:space="preserve">chutes</w:t>
+      </w:r>
+      <w:r>
+        <w:t xml:space="preserve"> </w:t>
+      </w:r>
+      <w:r>
+        <w:t xml:space="preserve">to start a Claude Code session on</w:t>
+      </w:r>
+      <w:r>
+        <w:t xml:space="preserve"> </w:t>
+      </w:r>
+      <w:r>
+        <w:rPr>
+          <w:rStyle w:val="VerbatimChar"/>
+        </w:rPr>
+        <w:t xml:space="preserve">zai-org/GLM-5.2-TEE</w:t>
+      </w:r>
+      <w:r>
+        <w:t xml:space="preserve">.</w:t>
+      </w:r>
+    </w:p>
+    <w:bookmarkEnd w:id="50"/>
+    <w:bookmarkStart w:id="51" w:name="usage-example-3"/>
+    <w:p>
+      <w:pPr>
+        <w:pStyle w:val="Heading4"/>
+      </w:pPr>
+      <w:r>
+        <w:t xml:space="preserve">Usage example</w:t>
+      </w:r>
+    </w:p>
+    <w:p>
+      <w:pPr>
+        <w:pStyle w:val="SourceCode"/>
+      </w:pPr>
+      <w:r>
+        <w:rPr>
+          <w:rStyle w:val="ExtensionTok"/>
+        </w:rPr>
+        <w:t xml:space="preserve">chutes</w:t>
+      </w:r>
+      <w:r>
+        <w:rPr>
+          <w:rStyle w:val="NormalTok"/>
+        </w:rPr>
+        <w:t xml:space="preserve">                              </w:t>
+      </w:r>
+      <w:r>
+        <w:rPr>
+          <w:rStyle w:val="CommentTok"/>
+        </w:rPr>
+        <w:t xml:space="preserve"># launch Claude Code on GLM-5.2-TEE (via ccr)</w:t>
+      </w:r>
+      <w:r>
+        <w:br/>
+      </w:r>
+      <w:r>
+        <w:rPr>
+          <w:rStyle w:val="ExtensionTok"/>
+        </w:rPr>
+        <w:t xml:space="preserve">chutes</w:t>
+      </w:r>
+      <w:r>
+        <w:rPr>
+          <w:rStyle w:val="NormalTok"/>
+        </w:rPr>
+        <w:t xml:space="preserve"> </w:t>
+      </w:r>
+      <w:r>
+        <w:rPr>
+          <w:rStyle w:val="AttributeTok"/>
+        </w:rPr>
+        <w:t xml:space="preserve">-p</w:t>
+      </w:r>
+      <w:r>
+        <w:rPr>
+          <w:rStyle w:val="NormalTok"/>
+        </w:rPr>
+        <w:t xml:space="preserve"> </w:t>
+      </w:r>
+      <w:r>
+        <w:rPr>
+          <w:rStyle w:val="StringTok"/>
+        </w:rPr>
+        <w:t xml:space="preserve">"explain this function"</w:t>
+      </w:r>
+      <w:r>
+        <w:rPr>
+          <w:rStyle w:val="NormalTok"/>
+        </w:rPr>
+        <w:t xml:space="preserve">   </w:t>
+      </w:r>
+      <w:r>
+        <w:rPr>
+          <w:rStyle w:val="CommentTok"/>
+        </w:rPr>
+        <w:t xml:space="preserve"># non-interactive print mode</w:t>
+      </w:r>
+    </w:p>
+    <w:bookmarkEnd w:id="51"/>
+    <w:bookmarkStart w:id="52" w:name="verified"/>
+    <w:p>
+      <w:pPr>
+        <w:pStyle w:val="Heading4"/>
+      </w:pPr>
+      <w:r>
+        <w:t xml:space="preserve">Verified</w:t>
+      </w:r>
+    </w:p>
+    <w:p>
+      <w:pPr>
+        <w:pStyle w:val="Compact"/>
+        <w:numPr>
+          <w:ilvl w:val="0"/>
+          <w:numId w:val="1019"/>
+        </w:numPr>
+      </w:pPr>
+      <w:r>
+        <w:t xml:space="preserve">API endpoint</w:t>
+      </w:r>
+      <w:r>
+        <w:t xml:space="preserve"> </w:t>
+      </w:r>
+      <w:r>
+        <w:rPr>
+          <w:rStyle w:val="VerbatimChar"/>
+        </w:rPr>
+        <w:t xml:space="preserve">https://llm.chutes.ai/v1/chat/completions</w:t>
+      </w:r>
+      <w:r>
+        <w:t xml:space="preserve"> </w:t>
+      </w:r>
+      <w:r>
+        <w:t xml:space="preserve">responds correctly</w:t>
+      </w:r>
+    </w:p>
+    <w:p>
+      <w:pPr>
+        <w:pStyle w:val="Compact"/>
+        <w:numPr>
+          <w:ilvl w:val="0"/>
+          <w:numId w:val="1019"/>
+        </w:numPr>
+      </w:pPr>
+      <w:r>
+        <w:t xml:space="preserve">Authentication with</w:t>
+      </w:r>
+      <w:r>
+        <w:t xml:space="preserve"> </w:t>
+      </w:r>
+      <w:r>
+        <w:rPr>
+          <w:rStyle w:val="VerbatimChar"/>
+        </w:rPr>
+        <w:t xml:space="preserve">Authorization: Bearer cpk_...</w:t>
+      </w:r>
+      <w:r>
+        <w:t xml:space="preserve"> </w:t>
+      </w:r>
+      <w:r>
+        <w:t xml:space="preserve">works</w:t>
+      </w:r>
+    </w:p>
+    <w:p>
+      <w:pPr>
+        <w:pStyle w:val="Compact"/>
+        <w:numPr>
+          <w:ilvl w:val="0"/>
+          <w:numId w:val="1019"/>
+        </w:numPr>
+      </w:pPr>
+      <w:r>
+        <w:t xml:space="preserve">All 13 TEE models are accessible (require funded account)</w:t>
+      </w:r>
+    </w:p>
+    <w:p>
+      <w:pPr>
+        <w:pStyle w:val="Compact"/>
+        <w:numPr>
+          <w:ilvl w:val="0"/>
+          <w:numId w:val="1019"/>
+        </w:numPr>
+      </w:pPr>
+      <w:r>
         <w:t xml:space="preserve">OpenAI-compatible format confirmed</w:t>
       </w:r>
     </w:p>
-    <w:bookmarkEnd w:id="51"/>
     <w:bookmarkEnd w:id="52"/>
-    <w:bookmarkStart w:id="61" w:name="poe-poe"/>
+    <w:bookmarkEnd w:id="53"/>
+    <w:bookmarkStart w:id="62" w:name="poe-poe"/>
     <w:p>
       <w:pPr>
         <w:pStyle w:val="Heading3"/>
@@ -11043,7 +11507,7 @@
       <w:pPr>
         <w:pStyle w:val="FirstParagraph"/>
       </w:pPr>
-      <w:hyperlink r:id="rId53">
+      <w:hyperlink r:id="rId54">
         <w:r>
           <w:rPr>
             <w:rStyle w:val="Hyperlink"/>
@@ -11098,7 +11562,7 @@
         <w:t xml:space="preserve">.</w:t>
       </w:r>
     </w:p>
-    <w:bookmarkStart w:id="54" w:name="how-the-alias-works-4"/>
+    <w:bookmarkStart w:id="55" w:name="how-the-alias-works-4"/>
     <w:p>
       <w:pPr>
         <w:pStyle w:val="Heading4"/>
@@ -11197,8 +11661,8 @@
         <w:t xml:space="preserve">).</w:t>
       </w:r>
     </w:p>
-    <w:bookmarkEnd w:id="54"/>
-    <w:bookmarkStart w:id="55" w:name="aliases"/>
+    <w:bookmarkEnd w:id="55"/>
+    <w:bookmarkStart w:id="56" w:name="aliases"/>
     <w:p>
       <w:pPr>
         <w:pStyle w:val="Heading4"/>
@@ -11419,8 +11883,8 @@
         </w:tc>
       </w:tr>
     </w:tbl>
-    <w:bookmarkEnd w:id="55"/>
-    <w:bookmarkStart w:id="56" w:name="model-categories-382-total"/>
+    <w:bookmarkEnd w:id="56"/>
+    <w:bookmarkStart w:id="57" w:name="model-categories-382-total"/>
     <w:p>
       <w:pPr>
         <w:pStyle w:val="Heading4"/>
@@ -11753,187 +12217,14 @@
         </w:tc>
       </w:tr>
     </w:tbl>
-    <w:bookmarkEnd w:id="56"/>
-    <w:bookmarkStart w:id="57" w:name="supported-capabilities"/>
+    <w:bookmarkEnd w:id="57"/>
+    <w:bookmarkStart w:id="58" w:name="supported-capabilities"/>
     <w:p>
       <w:pPr>
         <w:pStyle w:val="Heading4"/>
       </w:pPr>
       <w:r>
         <w:t xml:space="preserve">Supported capabilities</w:t>
-      </w:r>
-    </w:p>
-    <w:p>
-      <w:pPr>
-        <w:pStyle w:val="Compact"/>
-        <w:numPr>
-          <w:ilvl w:val="0"/>
-          <w:numId w:val="1019"/>
-        </w:numPr>
-      </w:pPr>
-      <w:r>
-        <w:rPr>
-          <w:b/>
-          <w:bCs/>
-        </w:rPr>
-        <w:t xml:space="preserve">Chat completions</w:t>
-      </w:r>
-      <w:r>
-        <w:t xml:space="preserve"> </w:t>
-      </w:r>
-      <w:r>
-        <w:t xml:space="preserve">— OpenAI-compatible</w:t>
-      </w:r>
-      <w:r>
-        <w:t xml:space="preserve"> </w:t>
-      </w:r>
-      <w:r>
-        <w:rPr>
-          <w:rStyle w:val="VerbatimChar"/>
-        </w:rPr>
-        <w:t xml:space="preserve">/v1/chat/completions</w:t>
-      </w:r>
-    </w:p>
-    <w:p>
-      <w:pPr>
-        <w:pStyle w:val="Compact"/>
-        <w:numPr>
-          <w:ilvl w:val="0"/>
-          <w:numId w:val="1019"/>
-        </w:numPr>
-      </w:pPr>
-      <w:r>
-        <w:rPr>
-          <w:b/>
-          <w:bCs/>
-        </w:rPr>
-        <w:t xml:space="preserve">Tool calling</w:t>
-      </w:r>
-      <w:r>
-        <w:t xml:space="preserve"> </w:t>
-      </w:r>
-      <w:r>
-        <w:t xml:space="preserve">— verified on claude-sonnet-4.6, gpt-5.4-mini, deepseek-v4-pro-e, grok-4</w:t>
-      </w:r>
-    </w:p>
-    <w:p>
-      <w:pPr>
-        <w:pStyle w:val="Compact"/>
-        <w:numPr>
-          <w:ilvl w:val="0"/>
-          <w:numId w:val="1019"/>
-        </w:numPr>
-      </w:pPr>
-      <w:r>
-        <w:rPr>
-          <w:b/>
-          <w:bCs/>
-        </w:rPr>
-        <w:t xml:space="preserve">Streaming</w:t>
-      </w:r>
-      <w:r>
-        <w:t xml:space="preserve"> </w:t>
-      </w:r>
-      <w:r>
-        <w:t xml:space="preserve">— standard SSE streaming supported</w:t>
-      </w:r>
-    </w:p>
-    <w:p>
-      <w:pPr>
-        <w:pStyle w:val="Compact"/>
-        <w:numPr>
-          <w:ilvl w:val="0"/>
-          <w:numId w:val="1019"/>
-        </w:numPr>
-      </w:pPr>
-      <w:r>
-        <w:rPr>
-          <w:b/>
-          <w:bCs/>
-        </w:rPr>
-        <w:t xml:space="preserve">Reasoning</w:t>
-      </w:r>
-      <w:r>
-        <w:t xml:space="preserve"> </w:t>
-      </w:r>
-      <w:r>
-        <w:t xml:space="preserve">— reasoning_content field in responses</w:t>
-      </w:r>
-    </w:p>
-    <w:p>
-      <w:pPr>
-        <w:pStyle w:val="Compact"/>
-        <w:numPr>
-          <w:ilvl w:val="0"/>
-          <w:numId w:val="1019"/>
-        </w:numPr>
-      </w:pPr>
-      <w:r>
-        <w:rPr>
-          <w:b/>
-          <w:bCs/>
-        </w:rPr>
-        <w:t xml:space="preserve">Image input</w:t>
-      </w:r>
-      <w:r>
-        <w:t xml:space="preserve"> </w:t>
-      </w:r>
-      <w:r>
-        <w:t xml:space="preserve">— vision models support image URLs</w:t>
-      </w:r>
-    </w:p>
-    <w:p>
-      <w:pPr>
-        <w:pStyle w:val="Compact"/>
-        <w:numPr>
-          <w:ilvl w:val="0"/>
-          <w:numId w:val="1019"/>
-        </w:numPr>
-      </w:pPr>
-      <w:r>
-        <w:rPr>
-          <w:b/>
-          <w:bCs/>
-        </w:rPr>
-        <w:t xml:space="preserve">Video generation</w:t>
-      </w:r>
-      <w:r>
-        <w:t xml:space="preserve"> </w:t>
-      </w:r>
-      <w:r>
-        <w:t xml:space="preserve">— via separate video endpoint</w:t>
-      </w:r>
-    </w:p>
-    <w:p>
-      <w:pPr>
-        <w:pStyle w:val="Compact"/>
-        <w:numPr>
-          <w:ilvl w:val="0"/>
-          <w:numId w:val="1019"/>
-        </w:numPr>
-      </w:pPr>
-      <w:r>
-        <w:rPr>
-          <w:b/>
-          <w:bCs/>
-        </w:rPr>
-        <w:t xml:space="preserve">TTS/STT</w:t>
-      </w:r>
-      <w:r>
-        <w:t xml:space="preserve"> </w:t>
-      </w:r>
-      <w:r>
-        <w:t xml:space="preserve">— text-to-speech and speech-to-text models</w:t>
-      </w:r>
-    </w:p>
-    <w:bookmarkEnd w:id="57"/>
-    <w:bookmarkStart w:id="58" w:name="setup-4"/>
-    <w:p>
-      <w:pPr>
-        <w:pStyle w:val="Heading4"/>
-      </w:pPr>
-      <w:r>
-        <w:t xml:space="preserve">Setup</w:t>
       </w:r>
     </w:p>
     <w:p>
@@ -11945,31 +12236,26 @@
         </w:numPr>
       </w:pPr>
       <w:r>
-        <w:t xml:space="preserve">Ensure</w:t>
-      </w:r>
-      <w:r>
-        <w:t xml:space="preserve"> </w:t>
-      </w:r>
-      <w:r>
-        <w:rPr>
-          <w:rStyle w:val="VerbatimChar"/>
-        </w:rPr>
-        <w:t xml:space="preserve">POE_API_KEY</w:t>
-      </w:r>
-      <w:r>
-        <w:t xml:space="preserve"> </w:t>
-      </w:r>
-      <w:r>
-        <w:t xml:space="preserve">is exported in your keys file (</w:t>
-      </w:r>
-      <w:r>
-        <w:rPr>
-          <w:rStyle w:val="VerbatimChar"/>
-        </w:rPr>
-        <w:t xml:space="preserve">~/api_keys.sh</w:t>
-      </w:r>
-      <w:r>
-        <w:t xml:space="preserve">).</w:t>
+        <w:rPr>
+          <w:b/>
+          <w:bCs/>
+        </w:rPr>
+        <w:t xml:space="preserve">Chat completions</w:t>
+      </w:r>
+      <w:r>
+        <w:t xml:space="preserve"> </w:t>
+      </w:r>
+      <w:r>
+        <w:t xml:space="preserve">— OpenAI-compatible</w:t>
+      </w:r>
+      <w:r>
+        <w:t xml:space="preserve"> </w:t>
+      </w:r>
+      <w:r>
+        <w:rPr>
+          <w:rStyle w:val="VerbatimChar"/>
+        </w:rPr>
+        <w:t xml:space="preserve">/v1/chat/completions</w:t>
       </w:r>
     </w:p>
     <w:p>
@@ -11981,22 +12267,17 @@
         </w:numPr>
       </w:pPr>
       <w:r>
-        <w:t xml:space="preserve">Run</w:t>
-      </w:r>
-      <w:r>
-        <w:t xml:space="preserve"> </w:t>
-      </w:r>
-      <w:r>
-        <w:rPr>
-          <w:rStyle w:val="VerbatimChar"/>
-        </w:rPr>
-        <w:t xml:space="preserve">claude-providers sync</w:t>
-      </w:r>
-      <w:r>
-        <w:t xml:space="preserve"> </w:t>
-      </w:r>
-      <w:r>
-        <w:t xml:space="preserve">to discover the key and create the alias.</w:t>
+        <w:rPr>
+          <w:b/>
+          <w:bCs/>
+        </w:rPr>
+        <w:t xml:space="preserve">Tool calling</w:t>
+      </w:r>
+      <w:r>
+        <w:t xml:space="preserve"> </w:t>
+      </w:r>
+      <w:r>
+        <w:t xml:space="preserve">— verified on claude-sonnet-4.6, gpt-5.4-mini, deepseek-v4-pro-e, grok-4</w:t>
       </w:r>
     </w:p>
     <w:p>
@@ -12009,15 +12290,16 @@
       </w:pPr>
       <w:r>
         <w:rPr>
-          <w:rStyle w:val="VerbatimChar"/>
-        </w:rPr>
-        <w:t xml:space="preserve">source ~/.local/share/claude-multi-account/aliases.sh</w:t>
-      </w:r>
-      <w:r>
-        <w:t xml:space="preserve"> </w:t>
-      </w:r>
-      <w:r>
-        <w:t xml:space="preserve">(or open a new shell).</w:t>
+          <w:b/>
+          <w:bCs/>
+        </w:rPr>
+        <w:t xml:space="preserve">Streaming</w:t>
+      </w:r>
+      <w:r>
+        <w:t xml:space="preserve"> </w:t>
+      </w:r>
+      <w:r>
+        <w:t xml:space="preserve">— standard SSE streaming supported</w:t>
       </w:r>
     </w:p>
     <w:p>
@@ -12029,167 +12311,93 @@
         </w:numPr>
       </w:pPr>
       <w:r>
-        <w:t xml:space="preserve">Run</w:t>
-      </w:r>
-      <w:r>
-        <w:t xml:space="preserve"> </w:t>
-      </w:r>
-      <w:r>
-        <w:rPr>
-          <w:rStyle w:val="VerbatimChar"/>
-        </w:rPr>
-        <w:t xml:space="preserve">poe</w:t>
-      </w:r>
-      <w:r>
-        <w:t xml:space="preserve"> </w:t>
-      </w:r>
-      <w:r>
-        <w:t xml:space="preserve">to start a Claude Code session on</w:t>
-      </w:r>
-      <w:r>
-        <w:t xml:space="preserve"> </w:t>
-      </w:r>
-      <w:r>
-        <w:rPr>
-          <w:rStyle w:val="VerbatimChar"/>
-        </w:rPr>
-        <w:t xml:space="preserve">claude-sonnet-4.6</w:t>
-      </w:r>
-      <w:r>
-        <w:t xml:space="preserve"> </w:t>
-      </w:r>
-      <w:r>
-        <w:t xml:space="preserve">(via ccr).</w:t>
+        <w:rPr>
+          <w:b/>
+          <w:bCs/>
+        </w:rPr>
+        <w:t xml:space="preserve">Reasoning</w:t>
+      </w:r>
+      <w:r>
+        <w:t xml:space="preserve"> </w:t>
+      </w:r>
+      <w:r>
+        <w:t xml:space="preserve">— reasoning_content field in responses</w:t>
+      </w:r>
+    </w:p>
+    <w:p>
+      <w:pPr>
+        <w:pStyle w:val="Compact"/>
+        <w:numPr>
+          <w:ilvl w:val="0"/>
+          <w:numId w:val="1020"/>
+        </w:numPr>
+      </w:pPr>
+      <w:r>
+        <w:rPr>
+          <w:b/>
+          <w:bCs/>
+        </w:rPr>
+        <w:t xml:space="preserve">Image input</w:t>
+      </w:r>
+      <w:r>
+        <w:t xml:space="preserve"> </w:t>
+      </w:r>
+      <w:r>
+        <w:t xml:space="preserve">— vision models support image URLs</w:t>
+      </w:r>
+    </w:p>
+    <w:p>
+      <w:pPr>
+        <w:pStyle w:val="Compact"/>
+        <w:numPr>
+          <w:ilvl w:val="0"/>
+          <w:numId w:val="1020"/>
+        </w:numPr>
+      </w:pPr>
+      <w:r>
+        <w:rPr>
+          <w:b/>
+          <w:bCs/>
+        </w:rPr>
+        <w:t xml:space="preserve">Video generation</w:t>
+      </w:r>
+      <w:r>
+        <w:t xml:space="preserve"> </w:t>
+      </w:r>
+      <w:r>
+        <w:t xml:space="preserve">— via separate video endpoint</w:t>
+      </w:r>
+    </w:p>
+    <w:p>
+      <w:pPr>
+        <w:pStyle w:val="Compact"/>
+        <w:numPr>
+          <w:ilvl w:val="0"/>
+          <w:numId w:val="1020"/>
+        </w:numPr>
+      </w:pPr>
+      <w:r>
+        <w:rPr>
+          <w:b/>
+          <w:bCs/>
+        </w:rPr>
+        <w:t xml:space="preserve">TTS/STT</w:t>
+      </w:r>
+      <w:r>
+        <w:t xml:space="preserve"> </w:t>
+      </w:r>
+      <w:r>
+        <w:t xml:space="preserve">— text-to-speech and speech-to-text models</w:t>
       </w:r>
     </w:p>
     <w:bookmarkEnd w:id="58"/>
-    <w:bookmarkStart w:id="59" w:name="usage-example-4"/>
+    <w:bookmarkStart w:id="59" w:name="setup-4"/>
     <w:p>
       <w:pPr>
         <w:pStyle w:val="Heading4"/>
       </w:pPr>
       <w:r>
-        <w:t xml:space="preserve">Usage example</w:t>
-      </w:r>
-    </w:p>
-    <w:p>
-      <w:pPr>
-        <w:pStyle w:val="SourceCode"/>
-      </w:pPr>
-      <w:r>
-        <w:rPr>
-          <w:rStyle w:val="ExtensionTok"/>
-        </w:rPr>
-        <w:t xml:space="preserve">poe</w:t>
-      </w:r>
-      <w:r>
-        <w:rPr>
-          <w:rStyle w:val="NormalTok"/>
-        </w:rPr>
-        <w:t xml:space="preserve">                                 </w:t>
-      </w:r>
-      <w:r>
-        <w:rPr>
-          <w:rStyle w:val="CommentTok"/>
-        </w:rPr>
-        <w:t xml:space="preserve"># launch Claude Code on claude-sonnet-4.6 (via ccr)</w:t>
-      </w:r>
-      <w:r>
-        <w:br/>
-      </w:r>
-      <w:r>
-        <w:rPr>
-          <w:rStyle w:val="ExtensionTok"/>
-        </w:rPr>
-        <w:t xml:space="preserve">poe2</w:t>
-      </w:r>
-      <w:r>
-        <w:rPr>
-          <w:rStyle w:val="NormalTok"/>
-        </w:rPr>
-        <w:t xml:space="preserve">                                </w:t>
-      </w:r>
-      <w:r>
-        <w:rPr>
-          <w:rStyle w:val="CommentTok"/>
-        </w:rPr>
-        <w:t xml:space="preserve"># launch on gpt-5.5 (via ccr)</w:t>
-      </w:r>
-      <w:r>
-        <w:br/>
-      </w:r>
-      <w:r>
-        <w:rPr>
-          <w:rStyle w:val="ExtensionTok"/>
-        </w:rPr>
-        <w:t xml:space="preserve">poe3</w:t>
-      </w:r>
-      <w:r>
-        <w:rPr>
-          <w:rStyle w:val="NormalTok"/>
-        </w:rPr>
-        <w:t xml:space="preserve">                                </w:t>
-      </w:r>
-      <w:r>
-        <w:rPr>
-          <w:rStyle w:val="CommentTok"/>
-        </w:rPr>
-        <w:t xml:space="preserve"># launch on grok-4 (via ccr)</w:t>
-      </w:r>
-      <w:r>
-        <w:br/>
-      </w:r>
-      <w:r>
-        <w:rPr>
-          <w:rStyle w:val="ExtensionTok"/>
-        </w:rPr>
-        <w:t xml:space="preserve">poe</w:t>
-      </w:r>
-      <w:r>
-        <w:rPr>
-          <w:rStyle w:val="NormalTok"/>
-        </w:rPr>
-        <w:t xml:space="preserve"> </w:t>
-      </w:r>
-      <w:r>
-        <w:rPr>
-          <w:rStyle w:val="AttributeTok"/>
-        </w:rPr>
-        <w:t xml:space="preserve">-p</w:t>
-      </w:r>
-      <w:r>
-        <w:rPr>
-          <w:rStyle w:val="NormalTok"/>
-        </w:rPr>
-        <w:t xml:space="preserve"> </w:t>
-      </w:r>
-      <w:r>
-        <w:rPr>
-          <w:rStyle w:val="StringTok"/>
-        </w:rPr>
-        <w:t xml:space="preserve">"explain this function"</w:t>
-      </w:r>
-      <w:r>
-        <w:rPr>
-          <w:rStyle w:val="NormalTok"/>
-        </w:rPr>
-        <w:t xml:space="preserve">      </w:t>
-      </w:r>
-      <w:r>
-        <w:rPr>
-          <w:rStyle w:val="CommentTok"/>
-        </w:rPr>
-        <w:t xml:space="preserve"># non-interactive print mode</w:t>
-      </w:r>
-    </w:p>
-    <w:bookmarkEnd w:id="59"/>
-    <w:bookmarkStart w:id="60" w:name="verified-1"/>
-    <w:p>
-      <w:pPr>
-        <w:pStyle w:val="Heading4"/>
-      </w:pPr>
-      <w:r>
-        <w:t xml:space="preserve">Verified</w:t>
+        <w:t xml:space="preserve">Setup</w:t>
       </w:r>
     </w:p>
     <w:p>
@@ -12201,22 +12409,31 @@
         </w:numPr>
       </w:pPr>
       <w:r>
-        <w:t xml:space="preserve">API endpoint</w:t>
-      </w:r>
-      <w:r>
-        <w:t xml:space="preserve"> </w:t>
-      </w:r>
-      <w:r>
-        <w:rPr>
-          <w:rStyle w:val="VerbatimChar"/>
-        </w:rPr>
-        <w:t xml:space="preserve">https://api.poe.com/v1/chat/completions</w:t>
-      </w:r>
-      <w:r>
-        <w:t xml:space="preserve"> </w:t>
-      </w:r>
-      <w:r>
-        <w:t xml:space="preserve">responds correctly</w:t>
+        <w:t xml:space="preserve">Ensure</w:t>
+      </w:r>
+      <w:r>
+        <w:t xml:space="preserve"> </w:t>
+      </w:r>
+      <w:r>
+        <w:rPr>
+          <w:rStyle w:val="VerbatimChar"/>
+        </w:rPr>
+        <w:t xml:space="preserve">POE_API_KEY</w:t>
+      </w:r>
+      <w:r>
+        <w:t xml:space="preserve"> </w:t>
+      </w:r>
+      <w:r>
+        <w:t xml:space="preserve">is exported in your keys file (</w:t>
+      </w:r>
+      <w:r>
+        <w:rPr>
+          <w:rStyle w:val="VerbatimChar"/>
+        </w:rPr>
+        <w:t xml:space="preserve">~/api_keys.sh</w:t>
+      </w:r>
+      <w:r>
+        <w:t xml:space="preserve">).</w:t>
       </w:r>
     </w:p>
     <w:p>
@@ -12228,22 +12445,22 @@
         </w:numPr>
       </w:pPr>
       <w:r>
-        <w:t xml:space="preserve">Authentication with</w:t>
-      </w:r>
-      <w:r>
-        <w:t xml:space="preserve"> </w:t>
-      </w:r>
-      <w:r>
-        <w:rPr>
-          <w:rStyle w:val="VerbatimChar"/>
-        </w:rPr>
-        <w:t xml:space="preserve">Authorization: Bearer sk-poe-...</w:t>
-      </w:r>
-      <w:r>
-        <w:t xml:space="preserve"> </w:t>
-      </w:r>
-      <w:r>
-        <w:t xml:space="preserve">works</w:t>
+        <w:t xml:space="preserve">Run</w:t>
+      </w:r>
+      <w:r>
+        <w:t xml:space="preserve"> </w:t>
+      </w:r>
+      <w:r>
+        <w:rPr>
+          <w:rStyle w:val="VerbatimChar"/>
+        </w:rPr>
+        <w:t xml:space="preserve">claude-providers sync</w:t>
+      </w:r>
+      <w:r>
+        <w:t xml:space="preserve"> </w:t>
+      </w:r>
+      <w:r>
+        <w:t xml:space="preserve">to discover the key and create the alias.</w:t>
       </w:r>
     </w:p>
     <w:p>
@@ -12255,7 +12472,16 @@
         </w:numPr>
       </w:pPr>
       <w:r>
-        <w:t xml:space="preserve">Tool calling verified on multiple models</w:t>
+        <w:rPr>
+          <w:rStyle w:val="VerbatimChar"/>
+        </w:rPr>
+        <w:t xml:space="preserve">source ~/.local/share/claude-multi-account/aliases.sh</w:t>
+      </w:r>
+      <w:r>
+        <w:t xml:space="preserve"> </w:t>
+      </w:r>
+      <w:r>
+        <w:t xml:space="preserve">(or open a new shell).</w:t>
       </w:r>
     </w:p>
     <w:p>
@@ -12267,7 +12493,167 @@
         </w:numPr>
       </w:pPr>
       <w:r>
-        <w:t xml:space="preserve">382 models accessible across all categories</w:t>
+        <w:t xml:space="preserve">Run</w:t>
+      </w:r>
+      <w:r>
+        <w:t xml:space="preserve"> </w:t>
+      </w:r>
+      <w:r>
+        <w:rPr>
+          <w:rStyle w:val="VerbatimChar"/>
+        </w:rPr>
+        <w:t xml:space="preserve">poe</w:t>
+      </w:r>
+      <w:r>
+        <w:t xml:space="preserve"> </w:t>
+      </w:r>
+      <w:r>
+        <w:t xml:space="preserve">to start a Claude Code session on</w:t>
+      </w:r>
+      <w:r>
+        <w:t xml:space="preserve"> </w:t>
+      </w:r>
+      <w:r>
+        <w:rPr>
+          <w:rStyle w:val="VerbatimChar"/>
+        </w:rPr>
+        <w:t xml:space="preserve">claude-sonnet-4.6</w:t>
+      </w:r>
+      <w:r>
+        <w:t xml:space="preserve"> </w:t>
+      </w:r>
+      <w:r>
+        <w:t xml:space="preserve">(via ccr).</w:t>
+      </w:r>
+    </w:p>
+    <w:bookmarkEnd w:id="59"/>
+    <w:bookmarkStart w:id="60" w:name="usage-example-4"/>
+    <w:p>
+      <w:pPr>
+        <w:pStyle w:val="Heading4"/>
+      </w:pPr>
+      <w:r>
+        <w:t xml:space="preserve">Usage example</w:t>
+      </w:r>
+    </w:p>
+    <w:p>
+      <w:pPr>
+        <w:pStyle w:val="SourceCode"/>
+      </w:pPr>
+      <w:r>
+        <w:rPr>
+          <w:rStyle w:val="ExtensionTok"/>
+        </w:rPr>
+        <w:t xml:space="preserve">poe</w:t>
+      </w:r>
+      <w:r>
+        <w:rPr>
+          <w:rStyle w:val="NormalTok"/>
+        </w:rPr>
+        <w:t xml:space="preserve">                                 </w:t>
+      </w:r>
+      <w:r>
+        <w:rPr>
+          <w:rStyle w:val="CommentTok"/>
+        </w:rPr>
+        <w:t xml:space="preserve"># launch Claude Code on claude-sonnet-4.6 (via ccr)</w:t>
+      </w:r>
+      <w:r>
+        <w:br/>
+      </w:r>
+      <w:r>
+        <w:rPr>
+          <w:rStyle w:val="ExtensionTok"/>
+        </w:rPr>
+        <w:t xml:space="preserve">poe2</w:t>
+      </w:r>
+      <w:r>
+        <w:rPr>
+          <w:rStyle w:val="NormalTok"/>
+        </w:rPr>
+        <w:t xml:space="preserve">                                </w:t>
+      </w:r>
+      <w:r>
+        <w:rPr>
+          <w:rStyle w:val="CommentTok"/>
+        </w:rPr>
+        <w:t xml:space="preserve"># launch on gpt-5.5 (via ccr)</w:t>
+      </w:r>
+      <w:r>
+        <w:br/>
+      </w:r>
+      <w:r>
+        <w:rPr>
+          <w:rStyle w:val="ExtensionTok"/>
+        </w:rPr>
+        <w:t xml:space="preserve">poe3</w:t>
+      </w:r>
+      <w:r>
+        <w:rPr>
+          <w:rStyle w:val="NormalTok"/>
+        </w:rPr>
+        <w:t xml:space="preserve">                                </w:t>
+      </w:r>
+      <w:r>
+        <w:rPr>
+          <w:rStyle w:val="CommentTok"/>
+        </w:rPr>
+        <w:t xml:space="preserve"># launch on grok-4 (via ccr)</w:t>
+      </w:r>
+      <w:r>
+        <w:br/>
+      </w:r>
+      <w:r>
+        <w:rPr>
+          <w:rStyle w:val="ExtensionTok"/>
+        </w:rPr>
+        <w:t xml:space="preserve">poe</w:t>
+      </w:r>
+      <w:r>
+        <w:rPr>
+          <w:rStyle w:val="NormalTok"/>
+        </w:rPr>
+        <w:t xml:space="preserve"> </w:t>
+      </w:r>
+      <w:r>
+        <w:rPr>
+          <w:rStyle w:val="AttributeTok"/>
+        </w:rPr>
+        <w:t xml:space="preserve">-p</w:t>
+      </w:r>
+      <w:r>
+        <w:rPr>
+          <w:rStyle w:val="NormalTok"/>
+        </w:rPr>
+        <w:t xml:space="preserve"> </w:t>
+      </w:r>
+      <w:r>
+        <w:rPr>
+          <w:rStyle w:val="StringTok"/>
+        </w:rPr>
+        <w:t xml:space="preserve">"explain this function"</w:t>
+      </w:r>
+      <w:r>
+        <w:rPr>
+          <w:rStyle w:val="NormalTok"/>
+        </w:rPr>
+        <w:t xml:space="preserve">      </w:t>
+      </w:r>
+      <w:r>
+        <w:rPr>
+          <w:rStyle w:val="CommentTok"/>
+        </w:rPr>
+        <w:t xml:space="preserve"># non-interactive print mode</w:t>
+      </w:r>
+    </w:p>
+    <w:bookmarkEnd w:id="60"/>
+    <w:bookmarkStart w:id="61" w:name="verified-1"/>
+    <w:p>
+      <w:pPr>
+        <w:pStyle w:val="Heading4"/>
+      </w:pPr>
+      <w:r>
+        <w:t xml:space="preserve">Verified</w:t>
       </w:r>
     </w:p>
     <w:p>
@@ -12275,17 +12661,95 @@
         <w:pStyle w:val="Compact"/>
         <w:numPr>
           <w:ilvl w:val="0"/>
-          <w:numId w:val="1021"/>
+          <w:numId w:val="1022"/>
         </w:numPr>
       </w:pPr>
       <w:r>
+        <w:t xml:space="preserve">API endpoint</w:t>
+      </w:r>
+      <w:r>
+        <w:t xml:space="preserve"> </w:t>
+      </w:r>
+      <w:r>
+        <w:rPr>
+          <w:rStyle w:val="VerbatimChar"/>
+        </w:rPr>
+        <w:t xml:space="preserve">https://api.poe.com/v1/chat/completions</w:t>
+      </w:r>
+      <w:r>
+        <w:t xml:space="preserve"> </w:t>
+      </w:r>
+      <w:r>
+        <w:t xml:space="preserve">responds correctly</w:t>
+      </w:r>
+    </w:p>
+    <w:p>
+      <w:pPr>
+        <w:pStyle w:val="Compact"/>
+        <w:numPr>
+          <w:ilvl w:val="0"/>
+          <w:numId w:val="1022"/>
+        </w:numPr>
+      </w:pPr>
+      <w:r>
+        <w:t xml:space="preserve">Authentication with</w:t>
+      </w:r>
+      <w:r>
+        <w:t xml:space="preserve"> </w:t>
+      </w:r>
+      <w:r>
+        <w:rPr>
+          <w:rStyle w:val="VerbatimChar"/>
+        </w:rPr>
+        <w:t xml:space="preserve">Authorization: Bearer sk-poe-...</w:t>
+      </w:r>
+      <w:r>
+        <w:t xml:space="preserve"> </w:t>
+      </w:r>
+      <w:r>
+        <w:t xml:space="preserve">works</w:t>
+      </w:r>
+    </w:p>
+    <w:p>
+      <w:pPr>
+        <w:pStyle w:val="Compact"/>
+        <w:numPr>
+          <w:ilvl w:val="0"/>
+          <w:numId w:val="1022"/>
+        </w:numPr>
+      </w:pPr>
+      <w:r>
+        <w:t xml:space="preserve">Tool calling verified on multiple models</w:t>
+      </w:r>
+    </w:p>
+    <w:p>
+      <w:pPr>
+        <w:pStyle w:val="Compact"/>
+        <w:numPr>
+          <w:ilvl w:val="0"/>
+          <w:numId w:val="1022"/>
+        </w:numPr>
+      </w:pPr>
+      <w:r>
+        <w:t xml:space="preserve">382 models accessible across all categories</w:t>
+      </w:r>
+    </w:p>
+    <w:p>
+      <w:pPr>
+        <w:pStyle w:val="Compact"/>
+        <w:numPr>
+          <w:ilvl w:val="0"/>
+          <w:numId w:val="1022"/>
+        </w:numPr>
+      </w:pPr>
+      <w:r>
         <w:t xml:space="preserve">OpenAI-compatible format confirmed</w:t>
       </w:r>
     </w:p>
-    <w:bookmarkEnd w:id="60"/>
     <w:bookmarkEnd w:id="61"/>
     <w:bookmarkEnd w:id="62"/>
     <w:bookmarkEnd w:id="63"/>
+    <w:bookmarkEnd w:id="64"/>
     <w:sectPr>
       <w:footnotePr>
         <w:numRestart w:val="eachSect"/>
@@ -12663,6 +13127,9 @@
     <w:abstractNumId w:val="991"/>
   </w:num>
   <w:num w:numId="1008">
+    <w:abstractNumId w:val="991"/>
+  </w:num>
+  <w:num w:numId="1009">
     <w:abstractNumId w:val="99411"/>
     <w:lvlOverride w:ilvl="0">
       <w:startOverride w:val="1"/>
@@ -12692,13 +13159,13 @@
       <w:startOverride w:val="1"/>
     </w:lvlOverride>
   </w:num>
-  <w:num w:numId="1009">
-    <w:abstractNumId w:val="991"/>
-  </w:num>
   <w:num w:numId="1010">
     <w:abstractNumId w:val="991"/>
   </w:num>
   <w:num w:numId="1011">
+    <w:abstractNumId w:val="991"/>
+  </w:num>
+  <w:num w:numId="1012">
     <w:abstractNumId w:val="99411"/>
     <w:lvlOverride w:ilvl="0">
       <w:startOverride w:val="1"/>
@@ -12728,13 +13195,13 @@
       <w:startOverride w:val="1"/>
     </w:lvlOverride>
   </w:num>
-  <w:num w:numId="1012">
-    <w:abstractNumId w:val="991"/>
-  </w:num>
   <w:num w:numId="1013">
     <w:abstractNumId w:val="991"/>
   </w:num>
   <w:num w:numId="1014">
+    <w:abstractNumId w:val="991"/>
+  </w:num>
+  <w:num w:numId="1015">
     <w:abstractNumId w:val="99411"/>
     <w:lvlOverride w:ilvl="0">
       <w:startOverride w:val="1"/>
@@ -12764,13 +13231,13 @@
       <w:startOverride w:val="1"/>
     </w:lvlOverride>
   </w:num>
-  <w:num w:numId="1015">
-    <w:abstractNumId w:val="991"/>
-  </w:num>
   <w:num w:numId="1016">
     <w:abstractNumId w:val="991"/>
   </w:num>
   <w:num w:numId="1017">
+    <w:abstractNumId w:val="991"/>
+  </w:num>
+  <w:num w:numId="1018">
     <w:abstractNumId w:val="99411"/>
     <w:lvlOverride w:ilvl="0">
       <w:startOverride w:val="1"/>
@@ -12800,13 +13267,13 @@
       <w:startOverride w:val="1"/>
     </w:lvlOverride>
   </w:num>
-  <w:num w:numId="1018">
-    <w:abstractNumId w:val="991"/>
-  </w:num>
   <w:num w:numId="1019">
     <w:abstractNumId w:val="991"/>
   </w:num>
   <w:num w:numId="1020">
+    <w:abstractNumId w:val="991"/>
+  </w:num>
+  <w:num w:numId="1021">
     <w:abstractNumId w:val="99411"/>
     <w:lvlOverride w:ilvl="0">
       <w:startOverride w:val="1"/>
@@ -12836,7 +13303,7 @@
       <w:startOverride w:val="1"/>
     </w:lvlOverride>
   </w:num>
-  <w:num w:numId="1021">
+  <w:num w:numId="1022">
     <w:abstractNumId w:val="991"/>
   </w:num>
 </w:numbering>
